--- a/projects/valuepickr-open-screen/docs/Shaily Engineering Plastics.docx
+++ b/projects/valuepickr-open-screen/docs/Shaily Engineering Plastics.docx
@@ -286,7 +286,7 @@
         <w:spacing w:after="120" w:before="280"/>
       </w:pPr>
       <w:r>
-        <w:t xml:space="preserve">Ishmohit-Lens Checks (value chain · earnings quality · growth trajectory · management · quality metrics · track record · global-signal check)</w:t>
+        <w:t xml:space="preserve">Guidance &amp; Expectation Gap</w:t>
       </w:r>
     </w:p>
     <w:p>
@@ -301,7 +301,7 @@
           <w:sz w:val="18"/>
           <w:szCs w:val="18"/>
         </w:rPr>
-        <w:t xml:space="preserve">Extra checks drawn from @ishmohit1 / SOIC methodology (playbook/ishmohit-soic-style.md): where the company sits in its value chain and what the supply side is doing, whether a margin/PAT inflection is structural or a cyclical peak, the rate-of-change of growth vs. what the multiple demands, and management quality as a positive attribute.</w:t>
+        <w:t xml:space="preserve">Management guidance decoded into commitments, graded on the expectation → action → operational → commercial → financial ladder, then compared to what the current price appears to assume. Method: playbook/guidance-and-expectation-gap.md.</w:t>
       </w:r>
     </w:p>
     <w:p>
@@ -315,7 +315,7 @@
           <w:sz w:val="20"/>
           <w:szCs w:val="20"/>
         </w:rPr>
-        <w:t xml:space="preserve">Value chain &amp; supply side:</w:t>
+        <w:t xml:space="preserve">Market expectation vs. our path:</w:t>
       </w:r>
     </w:p>
     <w:tbl>
@@ -346,6 +346,373 @@
                 <w:b/>
                 <w:bCs/>
               </w:rPr>
+              <w:t xml:space="preserve">As of</w:t>
+            </w:r>
+          </w:p>
+        </w:tc>
+        <w:tc>
+          <w:tcPr>
+            <w:tcW w:type="dxa" w:w="5800"/>
+          </w:tcPr>
+          <w:p>
+            <w:r>
+              <w:t xml:space="preserve">2026-09-09</w:t>
+            </w:r>
+          </w:p>
+        </w:tc>
+      </w:tr>
+      <w:tr>
+        <w:tc>
+          <w:tcPr>
+            <w:tcW w:type="dxa" w:w="3200"/>
+            <w:shd w:fill="F2F2F2" w:val="clear"/>
+          </w:tcPr>
+          <w:p>
+            <w:r>
+              <w:rPr>
+                <w:b/>
+                <w:bCs/>
+              </w:rPr>
+              <w:t xml:space="preserve">Price / multiple</w:t>
+            </w:r>
+          </w:p>
+        </w:tc>
+        <w:tc>
+          <w:tcPr>
+            <w:tcW w:type="dxa" w:w="5800"/>
+          </w:tcPr>
+          <w:p>
+            <w:r>
+              <w:t xml:space="preserve">Rs 3455 · 90x P/E</w:t>
+            </w:r>
+          </w:p>
+        </w:tc>
+      </w:tr>
+      <w:tr>
+        <w:tc>
+          <w:tcPr>
+            <w:tcW w:type="dxa" w:w="3200"/>
+            <w:shd w:fill="F2F2F2" w:val="clear"/>
+          </w:tcPr>
+          <w:p>
+            <w:r>
+              <w:rPr>
+                <w:b/>
+                <w:bCs/>
+              </w:rPr>
+              <w:t xml:space="preserve">Right valuation lens</w:t>
+            </w:r>
+          </w:p>
+        </w:tc>
+        <w:tc>
+          <w:tcPr>
+            <w:tcW w:type="dxa" w:w="5800"/>
+          </w:tcPr>
+          <w:p>
+            <w:r>
+              <w:t xml:space="preserve">P/E</w:t>
+            </w:r>
+          </w:p>
+        </w:tc>
+      </w:tr>
+      <w:tr>
+        <w:tc>
+          <w:tcPr>
+            <w:tcW w:type="dxa" w:w="3200"/>
+            <w:shd w:fill="F2F2F2" w:val="clear"/>
+          </w:tcPr>
+          <w:p>
+            <w:r>
+              <w:rPr>
+                <w:b/>
+                <w:bCs/>
+              </w:rPr>
+              <w:t xml:space="preserve">Price implies</w:t>
+            </w:r>
+          </w:p>
+        </w:tc>
+        <w:tc>
+          <w:tcPr>
+            <w:tcW w:type="dxa" w:w="5800"/>
+          </w:tcPr>
+          <w:p>
+            <w:r>
+              <w:t xml:space="preserve">~90x TTM implies ~45-50%+ EPS CAGR FY26-28 at a 35-40x exit - the semaglutide patent-cliff device volume ramp across 23-24 pharma partners must deliver</w:t>
+            </w:r>
+          </w:p>
+        </w:tc>
+      </w:tr>
+      <w:tr>
+        <w:tc>
+          <w:tcPr>
+            <w:tcW w:type="dxa" w:w="3200"/>
+            <w:shd w:fill="F2F2F2" w:val="clear"/>
+          </w:tcPr>
+          <w:p>
+            <w:r>
+              <w:rPr>
+                <w:b/>
+                <w:bCs/>
+              </w:rPr>
+              <w:t xml:space="preserve">Our FY27</w:t>
+            </w:r>
+          </w:p>
+        </w:tc>
+        <w:tc>
+          <w:tcPr>
+            <w:tcW w:type="dxa" w:w="5800"/>
+          </w:tcPr>
+          <w:p>
+            <w:r>
+              <w:t xml:space="preserve">revenue +30-40% as partners launch GLP-1 pen injectors post-cliff; OPM ~28-30%; PAT growing faster on operating leverage</w:t>
+            </w:r>
+          </w:p>
+        </w:tc>
+      </w:tr>
+      <w:tr>
+        <w:tc>
+          <w:tcPr>
+            <w:tcW w:type="dxa" w:w="3200"/>
+            <w:shd w:fill="F2F2F2" w:val="clear"/>
+          </w:tcPr>
+          <w:p>
+            <w:r>
+              <w:rPr>
+                <w:b/>
+                <w:bCs/>
+              </w:rPr>
+              <w:t xml:space="preserve">Our FY28</w:t>
+            </w:r>
+          </w:p>
+        </w:tc>
+        <w:tc>
+          <w:tcPr>
+            <w:tcW w:type="dxa" w:w="5800"/>
+          </w:tcPr>
+          <w:p>
+            <w:r>
+              <w:t xml:space="preserve">second leg on partner scale-up; oral-GLP-1 cannibalisation debate and recent promoter selling are the risks</w:t>
+            </w:r>
+          </w:p>
+        </w:tc>
+      </w:tr>
+      <w:tr>
+        <w:tc>
+          <w:tcPr>
+            <w:tcW w:type="dxa" w:w="3200"/>
+            <w:shd w:fill="F2F2F2" w:val="clear"/>
+          </w:tcPr>
+          <w:p>
+            <w:r>
+              <w:rPr>
+                <w:b/>
+                <w:bCs/>
+              </w:rPr>
+              <w:t xml:space="preserve">Gap direction</w:t>
+            </w:r>
+          </w:p>
+        </w:tc>
+        <w:tc>
+          <w:tcPr>
+            <w:tcW w:type="dxa" w:w="5800"/>
+          </w:tcPr>
+          <w:p>
+            <w:r>
+              <w:t xml:space="preserve">partially-priced</w:t>
+            </w:r>
+          </w:p>
+        </w:tc>
+      </w:tr>
+      <w:tr>
+        <w:tc>
+          <w:tcPr>
+            <w:tcW w:type="dxa" w:w="3200"/>
+            <w:shd w:fill="F2F2F2" w:val="clear"/>
+          </w:tcPr>
+          <w:p>
+            <w:r>
+              <w:rPr>
+                <w:b/>
+                <w:bCs/>
+              </w:rPr>
+              <w:t xml:space="preserve">Gap type</w:t>
+            </w:r>
+          </w:p>
+        </w:tc>
+        <w:tc>
+          <w:tcPr>
+            <w:tcW w:type="dxa" w:w="5800"/>
+          </w:tcPr>
+          <w:p>
+            <w:r>
+              <w:t xml:space="preserve">volume</w:t>
+            </w:r>
+          </w:p>
+        </w:tc>
+      </w:tr>
+      <w:tr>
+        <w:tc>
+          <w:tcPr>
+            <w:tcW w:type="dxa" w:w="3200"/>
+            <w:shd w:fill="F2F2F2" w:val="clear"/>
+          </w:tcPr>
+          <w:p>
+            <w:r>
+              <w:rPr>
+                <w:b/>
+                <w:bCs/>
+              </w:rPr>
+              <w:t xml:space="preserve">Gap magnitude</w:t>
+            </w:r>
+          </w:p>
+        </w:tc>
+        <w:tc>
+          <w:tcPr>
+            <w:tcW w:type="dxa" w:w="5800"/>
+          </w:tcPr>
+          <w:p>
+            <w:r>
+              <w:t xml:space="preserve">not estimable</w:t>
+            </w:r>
+          </w:p>
+        </w:tc>
+      </w:tr>
+      <w:tr>
+        <w:tc>
+          <w:tcPr>
+            <w:tcW w:type="dxa" w:w="3200"/>
+            <w:shd w:fill="F2F2F2" w:val="clear"/>
+          </w:tcPr>
+          <w:p>
+            <w:r>
+              <w:rPr>
+                <w:b/>
+                <w:bCs/>
+              </w:rPr>
+              <w:t xml:space="preserve">Gap basis</w:t>
+            </w:r>
+          </w:p>
+        </w:tc>
+        <w:tc>
+          <w:tcPr>
+            <w:tcW w:type="dxa" w:w="5800"/>
+          </w:tcPr>
+          <w:p>
+            <w:r>
+              <w:t xml:space="preserve">the patent-cliff device volume ramp is partly in the 90x; the oral-GLP-1 cannibalisation risk and promoter selling cap it, but 23-24 signed partners is a real commercial signal</w:t>
+            </w:r>
+          </w:p>
+        </w:tc>
+      </w:tr>
+      <w:tr>
+        <w:tc>
+          <w:tcPr>
+            <w:tcW w:type="dxa" w:w="3200"/>
+            <w:shd w:fill="F2F2F2" w:val="clear"/>
+          </w:tcPr>
+          <w:p>
+            <w:r>
+              <w:rPr>
+                <w:b/>
+                <w:bCs/>
+              </w:rPr>
+              <w:t xml:space="preserve">Evidence quality</w:t>
+            </w:r>
+          </w:p>
+        </w:tc>
+        <w:tc>
+          <w:tcPr>
+            <w:tcW w:type="dxa" w:w="5800"/>
+          </w:tcPr>
+          <w:p>
+            <w:r>
+              <w:t xml:space="preserve">moderate</w:t>
+            </w:r>
+          </w:p>
+        </w:tc>
+      </w:tr>
+    </w:tbl>
+    <w:p>
+      <w:pPr>
+        <w:spacing w:after="120"/>
+      </w:pPr>
+      <w:r>
+        <w:rPr>
+          <w:i/>
+          <w:iCs/>
+          <w:color w:val="666666"/>
+          <w:sz w:val="16"/>
+          <w:szCs w:val="16"/>
+        </w:rPr>
+        <w:t xml:space="preserve">no broker consensus; implied path is a reverse-P/E estimate + screener.in forward figures + VP thread view</w:t>
+      </w:r>
+    </w:p>
+    <w:p>
+      <w:pPr>
+        <w:pStyle w:val="Heading1"/>
+        <w:spacing w:after="120" w:before="280"/>
+      </w:pPr>
+      <w:r>
+        <w:t xml:space="preserve">Ishmohit-Lens Checks (value chain · earnings quality · growth trajectory · management · quality metrics · track record · global-signal check)</w:t>
+      </w:r>
+    </w:p>
+    <w:p>
+      <w:pPr>
+        <w:spacing w:after="120"/>
+      </w:pPr>
+      <w:r>
+        <w:rPr>
+          <w:i/>
+          <w:iCs/>
+          <w:color w:val="666666"/>
+          <w:sz w:val="18"/>
+          <w:szCs w:val="18"/>
+        </w:rPr>
+        <w:t xml:space="preserve">Extra checks drawn from @ishmohit1 / SOIC methodology (playbook/ishmohit-soic-style.md): where the company sits in its value chain and what the supply side is doing, whether a margin/PAT inflection is structural or a cyclical peak, the rate-of-change of growth vs. what the multiple demands, and management quality as a positive attribute.</w:t>
+      </w:r>
+    </w:p>
+    <w:p>
+      <w:pPr>
+        <w:spacing w:after="120"/>
+      </w:pPr>
+      <w:r>
+        <w:rPr>
+          <w:b/>
+          <w:bCs/>
+          <w:sz w:val="20"/>
+          <w:szCs w:val="20"/>
+        </w:rPr>
+        <w:t xml:space="preserve">Value chain &amp; supply side:</w:t>
+      </w:r>
+    </w:p>
+    <w:tbl>
+      <w:tblPr>
+        <w:tblW w:type="dxa" w:w="9000"/>
+        <w:tblBorders>
+          <w:top w:val="single" w:color="auto" w:sz="4"/>
+          <w:left w:val="single" w:color="auto" w:sz="4"/>
+          <w:bottom w:val="single" w:color="auto" w:sz="4"/>
+          <w:right w:val="single" w:color="auto" w:sz="4"/>
+          <w:insideH w:val="single" w:color="auto" w:sz="4"/>
+          <w:insideV w:val="single" w:color="auto" w:sz="4"/>
+        </w:tblBorders>
+      </w:tblPr>
+      <w:tblGrid>
+        <w:gridCol w:w="3200"/>
+        <w:gridCol w:w="5800"/>
+      </w:tblGrid>
+      <w:tr>
+        <w:tc>
+          <w:tcPr>
+            <w:tcW w:type="dxa" w:w="3200"/>
+            <w:shd w:fill="F2F2F2" w:val="clear"/>
+          </w:tcPr>
+          <w:p>
+            <w:r>
+              <w:rPr>
+                <w:b/>
+                <w:bCs/>
+              </w:rPr>
               <w:t xml:space="preserve">Theme</w:t>
             </w:r>
           </w:p>
@@ -470,6 +837,233 @@
         </w:tc>
       </w:tr>
     </w:tbl>
+    <w:p>
+      <w:pPr>
+        <w:spacing w:after="120"/>
+      </w:pPr>
+      <w:r>
+        <w:rPr>
+          <w:b/>
+          <w:bCs/>
+          <w:sz w:val="20"/>
+          <w:szCs w:val="20"/>
+        </w:rPr>
+        <w:t xml:space="preserve">Quality metrics (ROCE · debt · FCF · margin · capex):</w:t>
+      </w:r>
+    </w:p>
+    <w:tbl>
+      <w:tblPr>
+        <w:tblW w:type="dxa" w:w="9000"/>
+        <w:tblBorders>
+          <w:top w:val="single" w:color="auto" w:sz="4"/>
+          <w:left w:val="single" w:color="auto" w:sz="4"/>
+          <w:bottom w:val="single" w:color="auto" w:sz="4"/>
+          <w:right w:val="single" w:color="auto" w:sz="4"/>
+          <w:insideH w:val="single" w:color="auto" w:sz="4"/>
+          <w:insideV w:val="single" w:color="auto" w:sz="4"/>
+        </w:tblBorders>
+      </w:tblPr>
+      <w:tblGrid>
+        <w:gridCol w:w="3200"/>
+        <w:gridCol w:w="5800"/>
+      </w:tblGrid>
+      <w:tr>
+        <w:tc>
+          <w:tcPr>
+            <w:tcW w:type="dxa" w:w="3200"/>
+            <w:shd w:fill="F2F2F2" w:val="clear"/>
+          </w:tcPr>
+          <w:p>
+            <w:r>
+              <w:rPr>
+                <w:b/>
+                <w:bCs/>
+              </w:rPr>
+              <w:t xml:space="preserve">Assessment</w:t>
+            </w:r>
+          </w:p>
+        </w:tc>
+        <w:tc>
+          <w:tcPr>
+            <w:tcW w:type="dxa" w:w="5800"/>
+          </w:tcPr>
+          <w:p>
+            <w:r>
+              <w:t xml:space="preserve">positive</w:t>
+            </w:r>
+          </w:p>
+        </w:tc>
+      </w:tr>
+      <w:tr>
+        <w:tc>
+          <w:tcPr>
+            <w:tcW w:type="dxa" w:w="3200"/>
+            <w:shd w:fill="F2F2F2" w:val="clear"/>
+          </w:tcPr>
+          <w:p>
+            <w:r>
+              <w:rPr>
+                <w:b/>
+                <w:bCs/>
+              </w:rPr>
+              <w:t xml:space="preserve">ROCE</w:t>
+            </w:r>
+          </w:p>
+        </w:tc>
+        <w:tc>
+          <w:tcPr>
+            <w:tcW w:type="dxa" w:w="5800"/>
+          </w:tcPr>
+          <w:p>
+            <w:r>
+              <w:t xml:space="preserve">29% (improving)</w:t>
+            </w:r>
+          </w:p>
+        </w:tc>
+      </w:tr>
+      <w:tr>
+        <w:tc>
+          <w:tcPr>
+            <w:tcW w:type="dxa" w:w="3200"/>
+            <w:shd w:fill="F2F2F2" w:val="clear"/>
+          </w:tcPr>
+          <w:p>
+            <w:r>
+              <w:rPr>
+                <w:b/>
+                <w:bCs/>
+              </w:rPr>
+              <w:t xml:space="preserve">Leverage</w:t>
+            </w:r>
+          </w:p>
+        </w:tc>
+        <w:tc>
+          <w:tcPr>
+            <w:tcW w:type="dxa" w:w="5800"/>
+          </w:tcPr>
+          <w:p>
+            <w:r>
+              <w:t xml:space="preserve">Net debt/EBITDA 0.6x</w:t>
+            </w:r>
+          </w:p>
+        </w:tc>
+      </w:tr>
+      <w:tr>
+        <w:tc>
+          <w:tcPr>
+            <w:tcW w:type="dxa" w:w="3200"/>
+            <w:shd w:fill="F2F2F2" w:val="clear"/>
+          </w:tcPr>
+          <w:p>
+            <w:r>
+              <w:rPr>
+                <w:b/>
+                <w:bCs/>
+              </w:rPr>
+              <w:t xml:space="preserve">FCF conversion</w:t>
+            </w:r>
+          </w:p>
+        </w:tc>
+        <w:tc>
+          <w:tcPr>
+            <w:tcW w:type="dxa" w:w="5800"/>
+          </w:tcPr>
+          <w:p>
+            <w:r>
+              <w:t xml:space="preserve">14%</w:t>
+            </w:r>
+          </w:p>
+        </w:tc>
+      </w:tr>
+      <w:tr>
+        <w:tc>
+          <w:tcPr>
+            <w:tcW w:type="dxa" w:w="3200"/>
+            <w:shd w:fill="F2F2F2" w:val="clear"/>
+          </w:tcPr>
+          <w:p>
+            <w:r>
+              <w:rPr>
+                <w:b/>
+                <w:bCs/>
+              </w:rPr>
+              <w:t xml:space="preserve">Margin trend</w:t>
+            </w:r>
+          </w:p>
+        </w:tc>
+        <w:tc>
+          <w:tcPr>
+            <w:tcW w:type="dxa" w:w="5800"/>
+          </w:tcPr>
+          <w:p>
+            <w:r>
+              <w:t xml:space="preserve">expanding</w:t>
+            </w:r>
+          </w:p>
+        </w:tc>
+      </w:tr>
+      <w:tr>
+        <w:tc>
+          <w:tcPr>
+            <w:tcW w:type="dxa" w:w="3200"/>
+            <w:shd w:fill="F2F2F2" w:val="clear"/>
+          </w:tcPr>
+          <w:p>
+            <w:r>
+              <w:rPr>
+                <w:b/>
+                <w:bCs/>
+              </w:rPr>
+              <w:t xml:space="preserve">Capex efficiency</w:t>
+            </w:r>
+          </w:p>
+        </w:tc>
+        <w:tc>
+          <w:tcPr>
+            <w:tcW w:type="dxa" w:w="5800"/>
+          </w:tcPr>
+          <w:p>
+            <w:r>
+              <w:t xml:space="preserve">productive</w:t>
+            </w:r>
+          </w:p>
+        </w:tc>
+      </w:tr>
+    </w:tbl>
+    <w:p>
+      <w:pPr>
+        <w:spacing w:after="60" w:before="120"/>
+      </w:pPr>
+      <w:r>
+        <w:rPr>
+          <w:b/>
+          <w:bCs/>
+          <w:sz w:val="20"/>
+          <w:szCs w:val="20"/>
+        </w:rPr>
+        <w:t xml:space="preserve">Track record (Coffee Can persistence check): </w:t>
+      </w:r>
+      <w:r>
+        <w:rPr>
+          <w:sz w:val="20"/>
+          <w:szCs w:val="20"/>
+        </w:rPr>
+        <w:t xml:space="preserve">cleared revenue growth ≥10% AND ROCE ≥15% in 1 of the last 3 years (consistency_score 33)</w:t>
+      </w:r>
+    </w:p>
+    <w:p>
+      <w:pPr>
+        <w:spacing w:after="120"/>
+      </w:pPr>
+      <w:r>
+        <w:rPr>
+          <w:color w:val="666666"/>
+          <w:sz w:val="18"/>
+          <w:szCs w:val="18"/>
+        </w:rPr>
+        <w:t xml:space="preserve">Of FY23-FY25 (both metrics verifiable), only FY25 (+22.2%/29%) cleared. FY23 (+6.9%/14%) and FY24 (+6.1%/20%) missed - FY23-24 revenue growth was ~6%. The GLP-1 device ramp lifted FY25-26 growth to 22-26%; FY26 ROCE not yet disclosed.</w:t>
+      </w:r>
+    </w:p>
     <w:p>
       <w:pPr>
         <w:pStyle w:val="Heading1"/>

--- a/projects/valuepickr-open-screen/docs/Shaily Engineering Plastics.docx
+++ b/projects/valuepickr-open-screen/docs/Shaily Engineering Plastics.docx
@@ -277,7 +277,7 @@
         <w:spacing w:after="120"/>
       </w:pPr>
       <w:r>
-        <w:t xml:space="preserve">One of the cleanest return profiles in the screen - trailing ROCE ~29% stepping to a 42% spot exit rate as the high-margin Healthcare mix scales and machine utilisation improves (47.7%, +560bps YoY). Revenue growth has been 27-34% for the last several quarters with EBITDA margin expanding ~1,000bps YoY on operating leverage plus mix. Balance sheet is comfortable (D/E ~0.34). The catch is valuation - the stock has compounded hard, sits near its 52-week high at a rich multiple, and the whole re-rating is discounting a GLP-1 device ramp that carries a live cannibalisation risk from oral GLP-1 (Novo's Wegovy pill launched in the US Jan-26; orforglipron pending). Q3FY26 showed the first QoQ wobble (small revenue dip, ~5pp OPM drop) that prompted a 'is the story trimming down?' thread debate.</w:t>
+        <w:t xml:space="preserve">Still one of the cleanest return profiles in the screen on trailing numbers (ROCE ~29%, FY26 PAT +82.5%), but the primary-filings deep-dive surfaces a real, recent deceleration the prior pass didn't have: Q1FY27 revenue grew only +14% YoY (vs 27-34% in the three prior quarters), with the Consumer segment (still ~49% of sales) declining 24% on weak European/US demand. Healthcare still grew 85% and is now 51% of sales, and management points to commodity/freight cost timing (guided to normalise by Q3FY27) rather than a structural reset - but at ~85x trailing PE (a 458% premium to the peer median), the multiple is priced for the OLD growth regime, not the new one. A promoter-group member (Vanita L Nagda) sold her entire 2.27% stake the same quarter, though with nil pledge/encumbrance this reads as a personal liquidity event, not a leveraged exit. Balance sheet remains comfortable (D/E 0.3x) and a first dividend was initiated in May-2026.</w:t>
       </w:r>
     </w:p>
     <w:p>
@@ -286,7 +286,7 @@
         <w:spacing w:after="120" w:before="280"/>
       </w:pPr>
       <w:r>
-        <w:t xml:space="preserve">Guidance &amp; Expectation Gap</w:t>
+        <w:t xml:space="preserve">Deep-Dive: Primary Documents (Annual Reports, Quarterly Results, Exchange Filings)</w:t>
       </w:r>
     </w:p>
     <w:p>
@@ -301,7 +301,1090 @@
           <w:sz w:val="18"/>
           <w:szCs w:val="18"/>
         </w:rPr>
+        <w:t xml:space="preserve">Pass 1 — 2026-09-12. Built from the company's own filings (3 years of annual reports, ~4 quarters of results/concalls, and 6 months of BSE/NSE announcements), read via the web — a deeper layer than the forum-sentiment read below.</w:t>
+      </w:r>
+    </w:p>
+    <w:p>
+      <w:pPr>
+        <w:spacing w:after="120"/>
+      </w:pPr>
+      <w:r>
+        <w:rPr>
+          <w:b/>
+          <w:bCs/>
+          <w:sz w:val="20"/>
+          <w:szCs w:val="20"/>
+        </w:rPr>
+        <w:t xml:space="preserve">Sources reviewed this pass:</w:t>
+      </w:r>
+    </w:p>
+    <w:p>
+      <w:pPr>
+        <w:pStyle w:val="ListParagraph"/>
+        <w:numPr>
+          <w:ilvl w:val="0"/>
+          <w:numId w:val="1"/>
+        </w:numPr>
+        <w:spacing w:after="60"/>
+      </w:pPr>
+      <w:r>
+        <w:t xml:space="preserve">FY26 annual results (revenue Rs990.67cr +25.9%, PAT Rs169.91cr +82.5%) + CARE Ratings press release</w:t>
+      </w:r>
+    </w:p>
+    <w:p>
+      <w:pPr>
+        <w:pStyle w:val="ListParagraph"/>
+        <w:numPr>
+          <w:ilvl w:val="0"/>
+          <w:numId w:val="1"/>
+        </w:numPr>
+        <w:spacing w:after="60"/>
+      </w:pPr>
+      <w:r>
+        <w:t xml:space="preserve">Q2FY26 through Q1FY27 results/concalls</w:t>
+      </w:r>
+    </w:p>
+    <w:p>
+      <w:pPr>
+        <w:pStyle w:val="ListParagraph"/>
+        <w:numPr>
+          <w:ilvl w:val="0"/>
+          <w:numId w:val="1"/>
+        </w:numPr>
+        <w:spacing w:after="60"/>
+      </w:pPr>
+      <w:r>
+        <w:t xml:space="preserve">BSE/NSE announcements ~6mo (promoter stake sale, dividend, Abu Dhabi facility, Rs500cr fund-raise proposal)</w:t>
+      </w:r>
+    </w:p>
+    <w:p>
+      <w:pPr>
+        <w:spacing w:after="120"/>
+      </w:pPr>
+      <w:r>
+        <w:rPr>
+          <w:b/>
+          <w:bCs/>
+          <w:sz w:val="20"/>
+          <w:szCs w:val="20"/>
+        </w:rPr>
+        <w:t xml:space="preserve">Annual-report findings (3-year view):</w:t>
+      </w:r>
+    </w:p>
+    <w:p>
+      <w:pPr>
+        <w:pStyle w:val="ListParagraph"/>
+        <w:numPr>
+          <w:ilvl w:val="0"/>
+          <w:numId w:val="1"/>
+        </w:numPr>
+        <w:spacing w:after="60"/>
+      </w:pPr>
+      <w:r>
+        <w:t xml:space="preserve">FY26 revenue Rs990.67cr (+25.9% YoY), PAT Rs169.91cr (+82.5% YoY) - full-year growth already below the 27-34% run-rate seen in individual FY26 quarters, a first sign of deceleration</w:t>
+      </w:r>
+    </w:p>
+    <w:p>
+      <w:pPr>
+        <w:pStyle w:val="ListParagraph"/>
+        <w:numPr>
+          <w:ilvl w:val="0"/>
+          <w:numId w:val="1"/>
+        </w:numPr>
+        <w:spacing w:after="60"/>
+      </w:pPr>
+      <w:r>
+        <w:t xml:space="preserve">Healthcare pen-injector capacity plan: 45M -&gt; ~70-75M effective pens by end-FY26/FY27 (Rs150cr capex, customer advances + internal accruals); a further Abu Dhabi facility (AED130-150mn, 75M pens) targeting Q4FY28</w:t>
+      </w:r>
+    </w:p>
+    <w:p>
+      <w:pPr>
+        <w:pStyle w:val="ListParagraph"/>
+        <w:numPr>
+          <w:ilvl w:val="0"/>
+          <w:numId w:val="1"/>
+        </w:numPr>
+        <w:spacing w:after="60"/>
+      </w:pPr>
+      <w:r>
+        <w:t xml:space="preserve">D/E 0.3x, net D/E 0.26x (improved from ~0.34x); Rs38cr scheduled debt repayment FY26; free cash Rs19.08cr (Mar-25)</w:t>
+      </w:r>
+    </w:p>
+    <w:p>
+      <w:pPr>
+        <w:pStyle w:val="ListParagraph"/>
+        <w:numPr>
+          <w:ilvl w:val="0"/>
+          <w:numId w:val="1"/>
+        </w:numPr>
+        <w:spacing w:after="60"/>
+      </w:pPr>
+      <w:r>
+        <w:t xml:space="preserve">Promoter + related-party remuneration ~Rs9.7cr FY24 (~17% of PAT), down from ~23% of PAT FY23 - a ratio that should fall further as FY26 PAT scaled to Rs170cr; CARE flags 'no significant related-party transactions'</w:t>
+      </w:r>
+    </w:p>
+    <w:p>
+      <w:pPr>
+        <w:pStyle w:val="ListParagraph"/>
+        <w:numPr>
+          <w:ilvl w:val="0"/>
+          <w:numId w:val="1"/>
+        </w:numPr>
+        <w:spacing w:after="60"/>
+      </w:pPr>
+      <w:r>
+        <w:t xml:space="preserve">Rs500cr fund-raise proposed - capex-directed, not a buyback; first dividend (Rs3/share) declared May-2026</w:t>
+      </w:r>
+    </w:p>
+    <w:p>
+      <w:pPr>
+        <w:spacing w:after="120"/>
+      </w:pPr>
+      <w:r>
+        <w:rPr>
+          <w:b/>
+          <w:bCs/>
+          <w:sz w:val="20"/>
+          <w:szCs w:val="20"/>
+        </w:rPr>
+        <w:t xml:space="preserve">Quarterly trend (last ~4 quarters + concall commentary):</w:t>
+      </w:r>
+    </w:p>
+    <w:p>
+      <w:pPr>
+        <w:pStyle w:val="ListParagraph"/>
+        <w:numPr>
+          <w:ilvl w:val="0"/>
+          <w:numId w:val="1"/>
+        </w:numPr>
+        <w:spacing w:after="60"/>
+      </w:pPr>
+      <w:r>
+        <w:t xml:space="preserve">Q2FY26 +34% YoY, Q3FY26 +27% YoY (9M +32%) - the run-rate the original thesis was built on</w:t>
+      </w:r>
+    </w:p>
+    <w:p>
+      <w:pPr>
+        <w:pStyle w:val="ListParagraph"/>
+        <w:numPr>
+          <w:ilvl w:val="0"/>
+          <w:numId w:val="1"/>
+        </w:numPr>
+        <w:spacing w:after="60"/>
+      </w:pPr>
+      <w:r>
+        <w:t xml:space="preserve">Q1FY27 revenue +14% YoY only (Rs281cr) - Consumer -24% (weak EU/US demand) offsetting Healthcare +85% (now 51% of sales); PAT +17% to Rs48cr, EBITDA margin 29.7% but gross margin pressured by commodity/freight costs and delayed pricing pass-through, guided to normalise Q3FY27</w:t>
+      </w:r>
+    </w:p>
+    <w:p>
+      <w:pPr>
+        <w:pStyle w:val="ListParagraph"/>
+        <w:numPr>
+          <w:ilvl w:val="0"/>
+          <w:numId w:val="1"/>
+        </w:numPr>
+        <w:spacing w:after="60"/>
+      </w:pPr>
+      <w:r>
+        <w:t xml:space="preserve">Management still guides to exceed the FY 36M pen-injector target, with a further 25M units of capacity by Sept-2027</w:t>
+      </w:r>
+    </w:p>
+    <w:p>
+      <w:pPr>
+        <w:spacing w:after="120"/>
+      </w:pPr>
+      <w:r>
+        <w:rPr>
+          <w:b/>
+          <w:bCs/>
+          <w:sz w:val="20"/>
+          <w:szCs w:val="20"/>
+        </w:rPr>
+        <w:t xml:space="preserve">Exchange announcements (last 6 months):</w:t>
+      </w:r>
+    </w:p>
+    <w:p>
+      <w:pPr>
+        <w:pStyle w:val="ListParagraph"/>
+        <w:numPr>
+          <w:ilvl w:val="0"/>
+          <w:numId w:val="1"/>
+        </w:numPr>
+        <w:spacing w:after="60"/>
+      </w:pPr>
+      <w:r>
+        <w:t xml:space="preserve">2026-06-18: promoter-group member Vanita L Nagda sold her entire 2.27% stake (10,43,510 shares) in the open market</w:t>
+      </w:r>
+    </w:p>
+    <w:p>
+      <w:pPr>
+        <w:pStyle w:val="ListParagraph"/>
+        <w:numPr>
+          <w:ilvl w:val="0"/>
+          <w:numId w:val="1"/>
+        </w:numPr>
+        <w:spacing w:after="60"/>
+      </w:pPr>
+      <w:r>
+        <w:t xml:space="preserve">Promoter holding down 2.31% QoQ to 41.1% as of the most recent disclosed quarter; 'nil encumbrance' (no pledge) reported</w:t>
+      </w:r>
+    </w:p>
+    <w:p>
+      <w:pPr>
+        <w:pStyle w:val="ListParagraph"/>
+        <w:numPr>
+          <w:ilvl w:val="0"/>
+          <w:numId w:val="1"/>
+        </w:numPr>
+        <w:spacing w:after="60"/>
+      </w:pPr>
+      <w:r>
+        <w:t xml:space="preserve">2026-05-19: board approved FY26 results + a Rs3/share dividend (record date 2026-09-11)</w:t>
+      </w:r>
+    </w:p>
+    <w:p>
+      <w:pPr>
+        <w:pStyle w:val="ListParagraph"/>
+        <w:numPr>
+          <w:ilvl w:val="0"/>
+          <w:numId w:val="1"/>
+        </w:numPr>
+        <w:spacing w:after="60"/>
+      </w:pPr>
+      <w:r>
+        <w:t xml:space="preserve">Rs500cr fund-raise proposed, capex-directed (pen capacity + Abu Dhabi facility)</w:t>
+      </w:r>
+    </w:p>
+    <w:p>
+      <w:pPr>
+        <w:spacing w:after="120"/>
+      </w:pPr>
+      <w:r>
+        <w:rPr>
+          <w:b/>
+          <w:bCs/>
+          <w:sz w:val="20"/>
+          <w:szCs w:val="20"/>
+        </w:rPr>
+        <w:t xml:space="preserve">Key new facts vs. the prior write-up:</w:t>
+      </w:r>
+    </w:p>
+    <w:p>
+      <w:pPr>
+        <w:pStyle w:val="ListParagraph"/>
+        <w:numPr>
+          <w:ilvl w:val="0"/>
+          <w:numId w:val="1"/>
+        </w:numPr>
+        <w:spacing w:after="60"/>
+      </w:pPr>
+      <w:r>
+        <w:t xml:space="preserve">Q1FY27 revenue growth decelerated sharply to +14% YoY from 27-34% in the prior three quarters - a material new fact given the stock trades at ~85x trailing PE priced for continued hyper-growth</w:t>
+      </w:r>
+    </w:p>
+    <w:p>
+      <w:pPr>
+        <w:pStyle w:val="ListParagraph"/>
+        <w:numPr>
+          <w:ilvl w:val="0"/>
+          <w:numId w:val="1"/>
+        </w:numPr>
+        <w:spacing w:after="60"/>
+      </w:pPr>
+      <w:r>
+        <w:t xml:space="preserve">The Consumer segment (still ~49% of Q1FY27 sales) actually declined 24% YoY on weak European/US demand - the 'steady majority of revenue' bear-case line in the prior write-up is now a confirmed drag, not just a growth-rate laggard</w:t>
+      </w:r>
+    </w:p>
+    <w:p>
+      <w:pPr>
+        <w:pStyle w:val="ListParagraph"/>
+        <w:numPr>
+          <w:ilvl w:val="0"/>
+          <w:numId w:val="1"/>
+        </w:numPr>
+        <w:spacing w:after="60"/>
+      </w:pPr>
+      <w:r>
+        <w:t xml:space="preserve">A promoter-group member exited her entire stake in the open market the same quarter growth decelerated - timing worth flagging even though 'nil encumbrance' rules out a leveraged/forced sale</w:t>
+      </w:r>
+    </w:p>
+    <w:p>
+      <w:pPr>
+        <w:spacing w:after="120"/>
+      </w:pPr>
+      <w:r>
+        <w:rPr>
+          <w:b/>
+          <w:bCs/>
+          <w:sz w:val="20"/>
+          <w:szCs w:val="20"/>
+        </w:rPr>
+        <w:t xml:space="preserve">Open questions / what to watch:</w:t>
+      </w:r>
+    </w:p>
+    <w:p>
+      <w:pPr>
+        <w:pStyle w:val="ListParagraph"/>
+        <w:numPr>
+          <w:ilvl w:val="0"/>
+          <w:numId w:val="1"/>
+        </w:numPr>
+        <w:spacing w:after="60"/>
+      </w:pPr>
+      <w:r>
+        <w:t xml:space="preserve">Whether Q1FY27's deceleration is a one-off (commodity/freight cost pass-through timing, per management) or the start of a genuine growth-rate reset - Q2/Q3 FY27 prints are the test</w:t>
+      </w:r>
+    </w:p>
+    <w:p>
+      <w:pPr>
+        <w:pStyle w:val="ListParagraph"/>
+        <w:numPr>
+          <w:ilvl w:val="0"/>
+          <w:numId w:val="1"/>
+        </w:numPr>
+        <w:spacing w:after="60"/>
+      </w:pPr>
+      <w:r>
+        <w:t xml:space="preserve">Working-capital intensity as the Abu Dhabi facility and pen-capacity capex ramp - management itself flags rising WC intensity ahead</w:t>
+      </w:r>
+    </w:p>
+    <w:p>
+      <w:pPr>
+        <w:pStyle w:val="ListParagraph"/>
+        <w:numPr>
+          <w:ilvl w:val="0"/>
+          <w:numId w:val="1"/>
+        </w:numPr>
+        <w:spacing w:after="60"/>
+      </w:pPr>
+      <w:r>
+        <w:t xml:space="preserve">Oral-GLP-1 cannibalisation risk (unresolved from the prior pass) plus the now-confirmed Consumer-segment decline together increase the number of moving parts</w:t>
+      </w:r>
+    </w:p>
+    <w:p>
+      <w:pPr>
+        <w:spacing w:after="120" w:before="120"/>
+      </w:pPr>
+      <w:r>
+        <w:rPr>
+          <w:b/>
+          <w:bCs/>
+          <w:sz w:val="20"/>
+          <w:szCs w:val="20"/>
+        </w:rPr>
+        <w:t xml:space="preserve">Conviction impact: </w:t>
+      </w:r>
+      <w:r>
+        <w:rPr>
+          <w:sz w:val="20"/>
+          <w:szCs w:val="20"/>
+        </w:rPr>
+        <w:t xml:space="preserve">Medium -&gt; Low-Medium. The primary filings confirm real deceleration (Q1FY27 revenue +14% vs 27-34% in the prior three quarters) plus a genuine Consumer-segment decline (-24%), landing on top of an already-rich ~85x trailing multiple and a promoter-group stake exit in the same quarter. None of these are disqualifying on their own (management flags a plausible commodity-cost explanation, no pledge, no red flag), but stacked together they are a net-negative update against a thesis that was already held to 'neither' on valuation grounds.</w:t>
+      </w:r>
+    </w:p>
+    <w:p>
+      <w:pPr>
+        <w:pStyle w:val="Heading1"/>
+        <w:spacing w:after="120" w:before="280"/>
+      </w:pPr>
+      <w:r>
+        <w:t xml:space="preserve">Guidance &amp; Expectation Gap</w:t>
+      </w:r>
+    </w:p>
+    <w:p>
+      <w:pPr>
+        <w:spacing w:after="120"/>
+      </w:pPr>
+      <w:r>
+        <w:rPr>
+          <w:i/>
+          <w:iCs/>
+          <w:color w:val="666666"/>
+          <w:sz w:val="18"/>
+          <w:szCs w:val="18"/>
+        </w:rPr>
         <w:t xml:space="preserve">Management guidance decoded into commitments, graded on the expectation → action → operational → commercial → financial ladder, then compared to what the current price appears to assume. Method: playbook/guidance-and-expectation-gap.md.</w:t>
+      </w:r>
+    </w:p>
+    <w:p>
+      <w:pPr>
+        <w:spacing w:after="120"/>
+      </w:pPr>
+      <w:r>
+        <w:rPr>
+          <w:b/>
+          <w:bCs/>
+          <w:sz w:val="20"/>
+          <w:szCs w:val="20"/>
+        </w:rPr>
+        <w:t xml:space="preserve">Commitment ladder (most-proven first):</w:t>
+      </w:r>
+    </w:p>
+    <w:tbl>
+      <w:tblPr>
+        <w:tblW w:type="dxa" w:w="9000"/>
+        <w:tblBorders>
+          <w:top w:val="single" w:color="auto" w:sz="4"/>
+          <w:left w:val="single" w:color="auto" w:sz="4"/>
+          <w:bottom w:val="single" w:color="auto" w:sz="4"/>
+          <w:right w:val="single" w:color="auto" w:sz="4"/>
+          <w:insideH w:val="single" w:color="auto" w:sz="4"/>
+          <w:insideV w:val="single" w:color="auto" w:sz="4"/>
+        </w:tblBorders>
+      </w:tblPr>
+      <w:tblGrid>
+        <w:gridCol w:w="1100"/>
+        <w:gridCol w:w="2600"/>
+        <w:gridCol w:w="2400"/>
+        <w:gridCol w:w="900"/>
+        <w:gridCol w:w="1200"/>
+        <w:gridCol w:w="800"/>
+      </w:tblGrid>
+      <w:tr>
+        <w:trPr>
+          <w:tblHeader/>
+        </w:trPr>
+        <w:tc>
+          <w:tcPr>
+            <w:tcW w:type="dxa" w:w="1100"/>
+            <w:shd w:fill="F2F2F2" w:val="clear"/>
+          </w:tcPr>
+          <w:p>
+            <w:r>
+              <w:rPr>
+                <w:b/>
+                <w:bCs/>
+                <w:sz w:val="18"/>
+                <w:szCs w:val="18"/>
+              </w:rPr>
+              <w:t xml:space="preserve">Area</w:t>
+            </w:r>
+          </w:p>
+        </w:tc>
+        <w:tc>
+          <w:tcPr>
+            <w:tcW w:type="dxa" w:w="2600"/>
+            <w:shd w:fill="F2F2F2" w:val="clear"/>
+          </w:tcPr>
+          <w:p>
+            <w:r>
+              <w:rPr>
+                <w:b/>
+                <w:bCs/>
+                <w:sz w:val="18"/>
+                <w:szCs w:val="18"/>
+              </w:rPr>
+              <w:t xml:space="preserve">Commitment</w:t>
+            </w:r>
+          </w:p>
+        </w:tc>
+        <w:tc>
+          <w:tcPr>
+            <w:tcW w:type="dxa" w:w="2400"/>
+            <w:shd w:fill="F2F2F2" w:val="clear"/>
+          </w:tcPr>
+          <w:p>
+            <w:r>
+              <w:rPr>
+                <w:b/>
+                <w:bCs/>
+                <w:sz w:val="18"/>
+                <w:szCs w:val="18"/>
+              </w:rPr>
+              <w:t xml:space="preserve">Specifics</w:t>
+            </w:r>
+          </w:p>
+        </w:tc>
+        <w:tc>
+          <w:tcPr>
+            <w:tcW w:type="dxa" w:w="900"/>
+            <w:shd w:fill="F2F2F2" w:val="clear"/>
+          </w:tcPr>
+          <w:p>
+            <w:r>
+              <w:rPr>
+                <w:b/>
+                <w:bCs/>
+                <w:sz w:val="18"/>
+                <w:szCs w:val="18"/>
+              </w:rPr>
+              <w:t xml:space="preserve">By when</w:t>
+            </w:r>
+          </w:p>
+        </w:tc>
+        <w:tc>
+          <w:tcPr>
+            <w:tcW w:type="dxa" w:w="1200"/>
+            <w:shd w:fill="F2F2F2" w:val="clear"/>
+          </w:tcPr>
+          <w:p>
+            <w:r>
+              <w:rPr>
+                <w:b/>
+                <w:bCs/>
+                <w:sz w:val="18"/>
+                <w:szCs w:val="18"/>
+              </w:rPr>
+              <w:t xml:space="preserve">Stage</w:t>
+            </w:r>
+          </w:p>
+        </w:tc>
+        <w:tc>
+          <w:tcPr>
+            <w:tcW w:type="dxa" w:w="800"/>
+            <w:shd w:fill="F2F2F2" w:val="clear"/>
+          </w:tcPr>
+          <w:p>
+            <w:r>
+              <w:rPr>
+                <w:b/>
+                <w:bCs/>
+                <w:sz w:val="18"/>
+                <w:szCs w:val="18"/>
+              </w:rPr>
+              <w:t xml:space="preserve">Thesis-critical</w:t>
+            </w:r>
+          </w:p>
+        </w:tc>
+      </w:tr>
+      <w:tr>
+        <w:tc>
+          <w:tcPr>
+            <w:tcW w:type="dxa" w:w="1100"/>
+          </w:tcPr>
+          <w:p>
+            <w:r>
+              <w:rPr>
+                <w:b w:val="false"/>
+                <w:bCs w:val="false"/>
+                <w:sz w:val="18"/>
+                <w:szCs w:val="18"/>
+              </w:rPr>
+              <w:t xml:space="preserve">capacity</w:t>
+            </w:r>
+          </w:p>
+        </w:tc>
+        <w:tc>
+          <w:tcPr>
+            <w:tcW w:type="dxa" w:w="2600"/>
+          </w:tcPr>
+          <w:p>
+            <w:r>
+              <w:rPr>
+                <w:b w:val="false"/>
+                <w:bCs w:val="false"/>
+                <w:sz w:val="18"/>
+                <w:szCs w:val="18"/>
+              </w:rPr>
+              <w:t xml:space="preserve">Pen-injector capacity to ~70-75M effective (from 45M)</w:t>
+            </w:r>
+          </w:p>
+        </w:tc>
+        <w:tc>
+          <w:tcPr>
+            <w:tcW w:type="dxa" w:w="2400"/>
+          </w:tcPr>
+          <w:p>
+            <w:r>
+              <w:rPr>
+                <w:b w:val="false"/>
+                <w:bCs w:val="false"/>
+                <w:sz w:val="18"/>
+                <w:szCs w:val="18"/>
+              </w:rPr>
+              <w:t xml:space="preserve">Rs150cr capex, customer advances + internal accruals, phased through FY26-27</w:t>
+            </w:r>
+          </w:p>
+        </w:tc>
+        <w:tc>
+          <w:tcPr>
+            <w:tcW w:type="dxa" w:w="900"/>
+          </w:tcPr>
+          <w:p>
+            <w:r>
+              <w:rPr>
+                <w:b w:val="false"/>
+                <w:bCs w:val="false"/>
+                <w:sz w:val="18"/>
+                <w:szCs w:val="18"/>
+              </w:rPr>
+              <w:t xml:space="preserve">FY27</w:t>
+            </w:r>
+          </w:p>
+        </w:tc>
+        <w:tc>
+          <w:tcPr>
+            <w:tcW w:type="dxa" w:w="1200"/>
+          </w:tcPr>
+          <w:p>
+            <w:r>
+              <w:rPr>
+                <w:b w:val="false"/>
+                <w:bCs w:val="false"/>
+                <w:sz w:val="18"/>
+                <w:szCs w:val="18"/>
+              </w:rPr>
+              <w:t xml:space="preserve">operational</w:t>
+            </w:r>
+          </w:p>
+        </w:tc>
+        <w:tc>
+          <w:tcPr>
+            <w:tcW w:type="dxa" w:w="800"/>
+          </w:tcPr>
+          <w:p>
+            <w:r>
+              <w:rPr>
+                <w:b w:val="false"/>
+                <w:bCs w:val="false"/>
+                <w:sz w:val="18"/>
+                <w:szCs w:val="18"/>
+              </w:rPr>
+              <w:t xml:space="preserve">yes</w:t>
+            </w:r>
+          </w:p>
+        </w:tc>
+      </w:tr>
+      <w:tr>
+        <w:tc>
+          <w:tcPr>
+            <w:tcW w:type="dxa" w:w="1100"/>
+          </w:tcPr>
+          <w:p>
+            <w:r>
+              <w:rPr>
+                <w:b w:val="false"/>
+                <w:bCs w:val="false"/>
+                <w:sz w:val="18"/>
+                <w:szCs w:val="18"/>
+              </w:rPr>
+              <w:t xml:space="preserve">capacity</w:t>
+            </w:r>
+          </w:p>
+        </w:tc>
+        <w:tc>
+          <w:tcPr>
+            <w:tcW w:type="dxa" w:w="2600"/>
+          </w:tcPr>
+          <w:p>
+            <w:r>
+              <w:rPr>
+                <w:b w:val="false"/>
+                <w:bCs w:val="false"/>
+                <w:sz w:val="18"/>
+                <w:szCs w:val="18"/>
+              </w:rPr>
+              <w:t xml:space="preserve">Abu Dhabi medical-device facility, 75M pens</w:t>
+            </w:r>
+          </w:p>
+        </w:tc>
+        <w:tc>
+          <w:tcPr>
+            <w:tcW w:type="dxa" w:w="2400"/>
+          </w:tcPr>
+          <w:p>
+            <w:r>
+              <w:rPr>
+                <w:b w:val="false"/>
+                <w:bCs w:val="false"/>
+                <w:sz w:val="18"/>
+                <w:szCs w:val="18"/>
+              </w:rPr>
+              <w:t xml:space="preserve">AED130-150mn investment, live Q4FY28</w:t>
+            </w:r>
+          </w:p>
+        </w:tc>
+        <w:tc>
+          <w:tcPr>
+            <w:tcW w:type="dxa" w:w="900"/>
+          </w:tcPr>
+          <w:p>
+            <w:r>
+              <w:rPr>
+                <w:b w:val="false"/>
+                <w:bCs w:val="false"/>
+                <w:sz w:val="18"/>
+                <w:szCs w:val="18"/>
+              </w:rPr>
+              <w:t xml:space="preserve">beyond</w:t>
+            </w:r>
+          </w:p>
+        </w:tc>
+        <w:tc>
+          <w:tcPr>
+            <w:tcW w:type="dxa" w:w="1200"/>
+          </w:tcPr>
+          <w:p>
+            <w:r>
+              <w:rPr>
+                <w:b w:val="false"/>
+                <w:bCs w:val="false"/>
+                <w:sz w:val="18"/>
+                <w:szCs w:val="18"/>
+              </w:rPr>
+              <w:t xml:space="preserve">action</w:t>
+            </w:r>
+          </w:p>
+        </w:tc>
+        <w:tc>
+          <w:tcPr>
+            <w:tcW w:type="dxa" w:w="800"/>
+          </w:tcPr>
+          <w:p>
+            <w:r>
+              <w:rPr>
+                <w:b w:val="false"/>
+                <w:bCs w:val="false"/>
+                <w:sz w:val="18"/>
+                <w:szCs w:val="18"/>
+              </w:rPr>
+              <w:t xml:space="preserve">yes</w:t>
+            </w:r>
+          </w:p>
+        </w:tc>
+      </w:tr>
+      <w:tr>
+        <w:tc>
+          <w:tcPr>
+            <w:tcW w:type="dxa" w:w="1100"/>
+          </w:tcPr>
+          <w:p>
+            <w:r>
+              <w:rPr>
+                <w:b w:val="false"/>
+                <w:bCs w:val="false"/>
+                <w:sz w:val="18"/>
+                <w:szCs w:val="18"/>
+              </w:rPr>
+              <w:t xml:space="preserve">growth</w:t>
+            </w:r>
+          </w:p>
+        </w:tc>
+        <w:tc>
+          <w:tcPr>
+            <w:tcW w:type="dxa" w:w="2600"/>
+          </w:tcPr>
+          <w:p>
+            <w:r>
+              <w:rPr>
+                <w:b w:val="false"/>
+                <w:bCs w:val="false"/>
+                <w:sz w:val="18"/>
+                <w:szCs w:val="18"/>
+              </w:rPr>
+              <w:t xml:space="preserve">Exceed FY guidance of 36M pen injectors, +25M units capacity by Sep-2027</w:t>
+            </w:r>
+          </w:p>
+        </w:tc>
+        <w:tc>
+          <w:tcPr>
+            <w:tcW w:type="dxa" w:w="2400"/>
+          </w:tcPr>
+          <w:p>
+            <w:r>
+              <w:rPr>
+                <w:b w:val="false"/>
+                <w:bCs w:val="false"/>
+                <w:sz w:val="18"/>
+                <w:szCs w:val="18"/>
+              </w:rPr>
+              <w:t xml:space="preserve">—</w:t>
+            </w:r>
+          </w:p>
+        </w:tc>
+        <w:tc>
+          <w:tcPr>
+            <w:tcW w:type="dxa" w:w="900"/>
+          </w:tcPr>
+          <w:p>
+            <w:r>
+              <w:rPr>
+                <w:b w:val="false"/>
+                <w:bCs w:val="false"/>
+                <w:sz w:val="18"/>
+                <w:szCs w:val="18"/>
+              </w:rPr>
+              <w:t xml:space="preserve">FY28</w:t>
+            </w:r>
+          </w:p>
+        </w:tc>
+        <w:tc>
+          <w:tcPr>
+            <w:tcW w:type="dxa" w:w="1200"/>
+          </w:tcPr>
+          <w:p>
+            <w:r>
+              <w:rPr>
+                <w:b w:val="false"/>
+                <w:bCs w:val="false"/>
+                <w:sz w:val="18"/>
+                <w:szCs w:val="18"/>
+              </w:rPr>
+              <w:t xml:space="preserve">expectation</w:t>
+            </w:r>
+          </w:p>
+        </w:tc>
+        <w:tc>
+          <w:tcPr>
+            <w:tcW w:type="dxa" w:w="800"/>
+          </w:tcPr>
+          <w:p>
+            <w:r>
+              <w:rPr>
+                <w:b w:val="false"/>
+                <w:bCs w:val="false"/>
+                <w:sz w:val="18"/>
+                <w:szCs w:val="18"/>
+              </w:rPr>
+              <w:t xml:space="preserve">yes</w:t>
+            </w:r>
+          </w:p>
+        </w:tc>
+      </w:tr>
+      <w:tr>
+        <w:tc>
+          <w:tcPr>
+            <w:tcW w:type="dxa" w:w="1100"/>
+          </w:tcPr>
+          <w:p>
+            <w:r>
+              <w:rPr>
+                <w:b w:val="false"/>
+                <w:bCs w:val="false"/>
+                <w:sz w:val="18"/>
+                <w:szCs w:val="18"/>
+              </w:rPr>
+              <w:t xml:space="preserve">margin</w:t>
+            </w:r>
+          </w:p>
+        </w:tc>
+        <w:tc>
+          <w:tcPr>
+            <w:tcW w:type="dxa" w:w="2600"/>
+          </w:tcPr>
+          <w:p>
+            <w:r>
+              <w:rPr>
+                <w:b w:val="false"/>
+                <w:bCs w:val="false"/>
+                <w:sz w:val="18"/>
+                <w:szCs w:val="18"/>
+              </w:rPr>
+              <w:t xml:space="preserve">Gross margin normalisation by Q3FY27</w:t>
+            </w:r>
+          </w:p>
+        </w:tc>
+        <w:tc>
+          <w:tcPr>
+            <w:tcW w:type="dxa" w:w="2400"/>
+          </w:tcPr>
+          <w:p>
+            <w:r>
+              <w:rPr>
+                <w:b w:val="false"/>
+                <w:bCs w:val="false"/>
+                <w:sz w:val="18"/>
+                <w:szCs w:val="18"/>
+              </w:rPr>
+              <w:t xml:space="preserve">Q1FY27 pressured by commodity prices, freight costs, delayed pricing pass-through</w:t>
+            </w:r>
+          </w:p>
+        </w:tc>
+        <w:tc>
+          <w:tcPr>
+            <w:tcW w:type="dxa" w:w="900"/>
+          </w:tcPr>
+          <w:p>
+            <w:r>
+              <w:rPr>
+                <w:b w:val="false"/>
+                <w:bCs w:val="false"/>
+                <w:sz w:val="18"/>
+                <w:szCs w:val="18"/>
+              </w:rPr>
+              <w:t xml:space="preserve">3M</w:t>
+            </w:r>
+          </w:p>
+        </w:tc>
+        <w:tc>
+          <w:tcPr>
+            <w:tcW w:type="dxa" w:w="1200"/>
+          </w:tcPr>
+          <w:p>
+            <w:r>
+              <w:rPr>
+                <w:b w:val="false"/>
+                <w:bCs w:val="false"/>
+                <w:sz w:val="18"/>
+                <w:szCs w:val="18"/>
+              </w:rPr>
+              <w:t xml:space="preserve">expectation</w:t>
+            </w:r>
+          </w:p>
+        </w:tc>
+        <w:tc>
+          <w:tcPr>
+            <w:tcW w:type="dxa" w:w="800"/>
+          </w:tcPr>
+          <w:p>
+            <w:r>
+              <w:rPr>
+                <w:b w:val="false"/>
+                <w:bCs w:val="false"/>
+                <w:sz w:val="18"/>
+                <w:szCs w:val="18"/>
+              </w:rPr>
+              <w:t xml:space="preserve">yes</w:t>
+            </w:r>
+          </w:p>
+        </w:tc>
+      </w:tr>
+    </w:tbl>
+    <w:p>
+      <w:pPr>
+        <w:spacing w:after="60" w:before="120"/>
+      </w:pPr>
+      <w:r>
+        <w:rPr>
+          <w:b/>
+          <w:bCs/>
+          <w:sz w:val="20"/>
+          <w:szCs w:val="20"/>
+        </w:rPr>
+        <w:t xml:space="preserve">Earnings chain: </w:t>
+      </w:r>
+      <w:r>
+        <w:rPr>
+          <w:b w:val="false"/>
+          <w:bCs w:val="false"/>
+          <w:sz w:val="20"/>
+          <w:szCs w:val="20"/>
+        </w:rPr>
+        <w:t xml:space="preserve">23-24 GLP-1 pharma partners signed</w:t>
+      </w:r>
+      <w:r>
+        <w:rPr>
+          <w:color w:val="666666"/>
+          <w:sz w:val="20"/>
+          <w:szCs w:val="20"/>
+        </w:rPr>
+        <w:t xml:space="preserve"> → </w:t>
+      </w:r>
+      <w:r>
+        <w:rPr>
+          <w:b w:val="false"/>
+          <w:bCs w:val="false"/>
+          <w:sz w:val="20"/>
+          <w:szCs w:val="20"/>
+        </w:rPr>
+        <w:t xml:space="preserve">device volume offtake</w:t>
+      </w:r>
+      <w:r>
+        <w:rPr>
+          <w:color w:val="666666"/>
+          <w:sz w:val="20"/>
+          <w:szCs w:val="20"/>
+        </w:rPr>
+        <w:t xml:space="preserve"> → </w:t>
+      </w:r>
+      <w:r>
+        <w:rPr>
+          <w:b w:val="false"/>
+          <w:bCs w:val="false"/>
+          <w:sz w:val="20"/>
+          <w:szCs w:val="20"/>
+        </w:rPr>
+        <w:t xml:space="preserve">pen-capacity capex (45M-&gt;75M+Abu Dhabi)</w:t>
+      </w:r>
+      <w:r>
+        <w:rPr>
+          <w:color w:val="666666"/>
+          <w:sz w:val="20"/>
+          <w:szCs w:val="20"/>
+        </w:rPr>
+        <w:t xml:space="preserve"> → </w:t>
+      </w:r>
+      <w:r>
+        <w:rPr>
+          <w:b w:val="false"/>
+          <w:bCs w:val="false"/>
+          <w:sz w:val="20"/>
+          <w:szCs w:val="20"/>
+        </w:rPr>
+        <w:t xml:space="preserve">Healthcare mix scaling (51% of Q1FY27 sales)</w:t>
+      </w:r>
+      <w:r>
+        <w:rPr>
+          <w:color w:val="666666"/>
+          <w:sz w:val="20"/>
+          <w:szCs w:val="20"/>
+        </w:rPr>
+        <w:t xml:space="preserve"> → </w:t>
+      </w:r>
+      <w:r>
+        <w:rPr>
+          <w:b w:val="false"/>
+          <w:bCs w:val="false"/>
+          <w:sz w:val="20"/>
+          <w:szCs w:val="20"/>
+        </w:rPr>
+        <w:t xml:space="preserve">margin normalisation (pricing pass-through)</w:t>
+      </w:r>
+      <w:r>
+        <w:rPr>
+          <w:color w:val="666666"/>
+          <w:sz w:val="20"/>
+          <w:szCs w:val="20"/>
+        </w:rPr>
+        <w:t xml:space="preserve"> → </w:t>
+      </w:r>
+      <w:r>
+        <w:rPr>
+          <w:b w:val="false"/>
+          <w:bCs w:val="false"/>
+          <w:sz w:val="20"/>
+          <w:szCs w:val="20"/>
+        </w:rPr>
+        <w:t xml:space="preserve">PAT</w:t>
+      </w:r>
+    </w:p>
+    <w:p>
+      <w:pPr>
+        <w:spacing w:after="120"/>
+      </w:pPr>
+      <w:r>
+        <w:rPr>
+          <w:color w:val="666666"/>
+          <w:sz w:val="18"/>
+          <w:szCs w:val="18"/>
+        </w:rPr>
+        <w:t xml:space="preserve">Bottleneck link: device volume offtake actually converting from signed partnerships to shipped pens, on the guided timeline.</w:t>
+      </w:r>
+    </w:p>
+    <w:p>
+      <w:pPr>
+        <w:spacing w:after="120"/>
+      </w:pPr>
+      <w:r>
+        <w:rPr>
+          <w:color w:val="666666"/>
+          <w:sz w:val="18"/>
+          <w:szCs w:val="18"/>
+        </w:rPr>
+        <w:t xml:space="preserve">Operating leverage: no — Q1FY27 showed the opposite: revenue growth decelerated to +14% (from 27-34%) and gross margin was pressured by cost pass-through timing, not expanding</w:t>
+      </w:r>
+    </w:p>
+    <w:p>
+      <w:pPr>
+        <w:spacing w:after="120"/>
+      </w:pPr>
+      <w:r>
+        <w:rPr>
+          <w:color w:val="666666"/>
+          <w:sz w:val="18"/>
+          <w:szCs w:val="18"/>
+        </w:rPr>
+        <w:t xml:space="preserve">Evidenced: 23-24 GLP-1 pharma partners signed; Healthcare mix scaling (51% of Q1FY27 sales). Still assumed: device volume offtake; pen-capacity capex (45M-&gt;75M+Abu Dhabi); margin normalisation (pricing pass-through).</w:t>
       </w:r>
     </w:p>
     <w:p>
@@ -356,7 +1439,7 @@
           </w:tcPr>
           <w:p>
             <w:r>
-              <w:t xml:space="preserve">2026-09-09</w:t>
+              <w:t xml:space="preserve">2026-09-12</w:t>
             </w:r>
           </w:p>
         </w:tc>
@@ -383,7 +1466,7 @@
           </w:tcPr>
           <w:p>
             <w:r>
-              <w:t xml:space="preserve">Rs 3455 · 90x P/E</w:t>
+              <w:t xml:space="preserve">Rs 3277 · 85.25x P/E</w:t>
             </w:r>
           </w:p>
         </w:tc>
@@ -437,7 +1520,7 @@
           </w:tcPr>
           <w:p>
             <w:r>
-              <w:t xml:space="preserve">~90x TTM implies ~45-50%+ EPS CAGR FY26-28 at a 35-40x exit - the semaglutide patent-cliff device volume ramp across 23-24 pharma partners must deliver</w:t>
+              <w:t xml:space="preserve">~85x trailing (a 458% premium to the peer median ~15.3x) needs sustained 40%+ EPS CAGR for several years at even a rich 30-35x exit; Q1FY27's +14% revenue growth and +17% PAT growth are well below the rate the multiple demands</w:t>
             </w:r>
           </w:p>
         </w:tc>
@@ -464,7 +1547,7 @@
           </w:tcPr>
           <w:p>
             <w:r>
-              <w:t xml:space="preserve">revenue +30-40% as partners launch GLP-1 pen injectors post-cliff; OPM ~28-30%; PAT growing faster on operating leverage</w:t>
+              <w:t xml:space="preserve">revenue growth likely mid-teens to low-20s% if Q1FY27's Consumer weakness persists and margin normalisation lands only partially by Q3FY27 as guided</w:t>
             </w:r>
           </w:p>
         </w:tc>
@@ -491,7 +1574,7 @@
           </w:tcPr>
           <w:p>
             <w:r>
-              <w:t xml:space="preserve">second leg on partner scale-up; oral-GLP-1 cannibalisation debate and recent promoter selling are the risks</w:t>
+              <w:t xml:space="preserve">Abu Dhabi facility (live Q4FY28) and further pen-capacity additions are the next legs, but both are FY28+ deliveries, not visible in near-term numbers</w:t>
             </w:r>
           </w:p>
         </w:tc>
@@ -518,7 +1601,7 @@
           </w:tcPr>
           <w:p>
             <w:r>
-              <w:t xml:space="preserve">partially-priced</w:t>
+              <w:t xml:space="preserve">over-optimistic</w:t>
             </w:r>
           </w:p>
         </w:tc>
@@ -599,7 +1682,7 @@
           </w:tcPr>
           <w:p>
             <w:r>
-              <w:t xml:space="preserve">the patent-cliff device volume ramp is partly in the 90x; the oral-GLP-1 cannibalisation risk and promoter selling cap it, but 23-24 signed partners is a real commercial signal</w:t>
+              <w:t xml:space="preserve">the 85x multiple is priced for the 27-34% growth regime of the last few quarters; Q1FY27 delivered +14% with Consumer down 24%, a material gap between what is priced in and what the latest primary evidence shows - downgraded from 'partially-priced' this pass</w:t>
             </w:r>
           </w:p>
         </w:tc>
@@ -645,6 +1728,35 @@
           <w:szCs w:val="16"/>
         </w:rPr>
         <w:t xml:space="preserve">no broker consensus; implied path is a reverse-P/E estimate + screener.in forward figures + VP thread view</w:t>
+      </w:r>
+    </w:p>
+    <w:p>
+      <w:pPr>
+        <w:spacing w:after="120" w:before="120"/>
+      </w:pPr>
+      <w:r>
+        <w:rPr>
+          <w:b/>
+          <w:bCs/>
+          <w:sz w:val="20"/>
+          <w:szCs w:val="20"/>
+        </w:rPr>
+        <w:t xml:space="preserve">Catalyst: </w:t>
+      </w:r>
+      <w:r>
+        <w:rPr>
+          <w:sz w:val="20"/>
+          <w:szCs w:val="20"/>
+        </w:rPr>
+        <w:t xml:space="preserve">Q2/Q3 FY27 prints testing whether the Q1FY27 deceleration (+14%) was a one-off cost/timing issue (management's claim) or a genuine growth-rate reset, plus whether gross margin actually normalises by Q3FY27 as guided</w:t>
+      </w:r>
+      <w:r>
+        <w:rPr>
+          <w:color w:val="666666"/>
+          <w:sz w:val="18"/>
+          <w:szCs w:val="18"/>
+        </w:rPr>
+        <w:t xml:space="preserve"> (window ~6M from 2026-09-12; undated; evidence med; pending)</w:t>
       </w:r>
     </w:p>
     <w:p>
@@ -839,7 +1951,7 @@
     </w:tbl>
     <w:p>
       <w:pPr>
-        <w:spacing w:after="120"/>
+        <w:spacing w:after="60" w:before="120"/>
       </w:pPr>
       <w:r>
         <w:rPr>
@@ -848,7 +1960,114 @@
           <w:sz w:val="20"/>
           <w:szCs w:val="20"/>
         </w:rPr>
-        <w:t xml:space="preserve">Quality metrics (ROCE · debt · FCF · margin · capex):</w:t>
+        <w:t xml:space="preserve">Earnings quality: </w:t>
+      </w:r>
+      <w:r>
+        <w:rPr>
+          <w:sz w:val="20"/>
+          <w:szCs w:val="20"/>
+        </w:rPr>
+        <w:t xml:space="preserve">margin driver mixed</w:t>
+      </w:r>
+      <w:r>
+        <w:rPr>
+          <w:b/>
+          <w:bCs/>
+          <w:color w:val="A32020"/>
+          <w:sz w:val="20"/>
+          <w:szCs w:val="20"/>
+        </w:rPr>
+        <w:t xml:space="preserve"/>
+      </w:r>
+    </w:p>
+    <w:p>
+      <w:pPr>
+        <w:spacing w:after="120"/>
+      </w:pPr>
+      <w:r>
+        <w:rPr>
+          <w:color w:val="666666"/>
+          <w:sz w:val="18"/>
+          <w:szCs w:val="18"/>
+        </w:rPr>
+        <w:t xml:space="preserve">Drivers: Q1FY27 gross margin pressured by commodity prices, freight costs, and delayed pricing pass-through - a cost/timing issue per management, not (yet) a structural reset; Healthcare mix shift toward 51% of sales is structurally margin-accretive when it lands; Consumer segment decline (-24%) is removing a lower-growth but presumably lower-margin-volatility base.</w:t>
+      </w:r>
+    </w:p>
+    <w:p>
+      <w:pPr>
+        <w:spacing w:after="120"/>
+      </w:pPr>
+      <w:r>
+        <w:rPr>
+          <w:color w:val="666666"/>
+          <w:sz w:val="18"/>
+          <w:szCs w:val="18"/>
+        </w:rPr>
+        <w:t xml:space="preserve">EBITDA margin was still 29.7% in Q1FY27 despite the cost pressure - not a peak-margin story; the risk is growth deceleration, not an inflated margin about to mean-revert.</w:t>
+      </w:r>
+    </w:p>
+    <w:p>
+      <w:pPr>
+        <w:spacing w:after="60" w:before="120"/>
+      </w:pPr>
+      <w:r>
+        <w:rPr>
+          <w:b/>
+          <w:bCs/>
+          <w:sz w:val="20"/>
+          <w:szCs w:val="20"/>
+        </w:rPr>
+        <w:t xml:space="preserve">Growth trajectory: </w:t>
+      </w:r>
+      <w:r>
+        <w:rPr>
+          <w:b/>
+          <w:bCs/>
+          <w:color w:val="A32020"/>
+          <w:sz w:val="20"/>
+          <w:szCs w:val="20"/>
+        </w:rPr>
+        <w:t xml:space="preserve">YoY growth rate is decelerating</w:t>
+      </w:r>
+    </w:p>
+    <w:p>
+      <w:pPr>
+        <w:spacing w:after="120"/>
+      </w:pPr>
+      <w:r>
+        <w:rPr>
+          <w:color w:val="666666"/>
+          <w:sz w:val="18"/>
+          <w:szCs w:val="18"/>
+        </w:rPr>
+        <w:t xml:space="preserve">YoY revenue growth: Q2FY26 +34%, Q3FY26 +27%, FY26 full-year +25.9%, Q1FY27 +14% - a clear and recent deceleration, with Healthcare (+85% Q1FY27) partly offset by Consumer (-24% Q1FY27)</w:t>
+      </w:r>
+    </w:p>
+    <w:p>
+      <w:pPr>
+        <w:spacing w:after="120"/>
+      </w:pPr>
+      <w:r>
+        <w:rPr>
+          <w:color w:val="666666"/>
+          <w:sz w:val="18"/>
+          <w:szCs w:val="18"/>
+        </w:rPr>
+        <w:t xml:space="preserve">Reverse P/E: At ~85x trailing, the multiple needs the 27-34% growth regime to persist for years; the trend is now moving away from, not toward, what the multiple requires - the classic growth-trap setup</w:t>
+      </w:r>
+    </w:p>
+    <w:p>
+      <w:pPr>
+        <w:spacing w:after="120"/>
+      </w:pPr>
+      <w:r>
+        <w:rPr>
+          <w:b/>
+          <w:bCs/>
+          <w:sz w:val="20"/>
+          <w:szCs w:val="20"/>
+        </w:rPr>
+        <w:t xml:space="preserve">Management quality (TVGP's "P"):</w:t>
       </w:r>
     </w:p>
     <w:tbl>
@@ -889,6 +2108,199 @@
           </w:tcPr>
           <w:p>
             <w:r>
+              <w:t xml:space="preserve">neutral</w:t>
+            </w:r>
+          </w:p>
+        </w:tc>
+      </w:tr>
+      <w:tr>
+        <w:tc>
+          <w:tcPr>
+            <w:tcW w:type="dxa" w:w="3200"/>
+            <w:shd w:fill="F2F2F2" w:val="clear"/>
+          </w:tcPr>
+          <w:p>
+            <w:r>
+              <w:rPr>
+                <w:b/>
+                <w:bCs/>
+              </w:rPr>
+              <w:t xml:space="preserve">Capital allocation</w:t>
+            </w:r>
+          </w:p>
+        </w:tc>
+        <w:tc>
+          <w:tcPr>
+            <w:tcW w:type="dxa" w:w="5800"/>
+          </w:tcPr>
+          <w:p>
+            <w:r>
+              <w:t xml:space="preserve">Rs150cr pen-capacity capex + AED130-150mn Abu Dhabi facility, funded via customer advances/internal accruals plus a proposed Rs500cr raise; debt kept moderate (D/E 0.3x) with a scheduled Rs38cr FY26 repayment; first dividend (Rs3/share) initiated May-2026 alongside continued growth capex (disciplined)</w:t>
+            </w:r>
+          </w:p>
+        </w:tc>
+      </w:tr>
+      <w:tr>
+        <w:tc>
+          <w:tcPr>
+            <w:tcW w:type="dxa" w:w="3200"/>
+            <w:shd w:fill="F2F2F2" w:val="clear"/>
+          </w:tcPr>
+          <w:p>
+            <w:r>
+              <w:rPr>
+                <w:b/>
+                <w:bCs/>
+              </w:rPr>
+              <w:t xml:space="preserve">Related-party trend</w:t>
+            </w:r>
+          </w:p>
+        </w:tc>
+        <w:tc>
+          <w:tcPr>
+            <w:tcW w:type="dxa" w:w="5800"/>
+          </w:tcPr>
+          <w:p>
+            <w:r>
+              <w:t xml:space="preserve">flat</w:t>
+            </w:r>
+          </w:p>
+        </w:tc>
+      </w:tr>
+      <w:tr>
+        <w:tc>
+          <w:tcPr>
+            <w:tcW w:type="dxa" w:w="3200"/>
+            <w:shd w:fill="F2F2F2" w:val="clear"/>
+          </w:tcPr>
+          <w:p>
+            <w:r>
+              <w:rPr>
+                <w:b/>
+                <w:bCs/>
+              </w:rPr>
+              <w:t xml:space="preserve">Guidance credibility</w:t>
+            </w:r>
+          </w:p>
+        </w:tc>
+        <w:tc>
+          <w:tcPr>
+            <w:tcW w:type="dxa" w:w="5800"/>
+          </w:tcPr>
+          <w:p>
+            <w:r>
+              <w:t xml:space="preserve">mixed</w:t>
+            </w:r>
+          </w:p>
+        </w:tc>
+      </w:tr>
+      <w:tr>
+        <w:tc>
+          <w:tcPr>
+            <w:tcW w:type="dxa" w:w="3200"/>
+            <w:shd w:fill="F2F2F2" w:val="clear"/>
+          </w:tcPr>
+          <w:p>
+            <w:r>
+              <w:rPr>
+                <w:b/>
+                <w:bCs/>
+              </w:rPr>
+              <w:t xml:space="preserve">Shareholder returns</w:t>
+            </w:r>
+          </w:p>
+        </w:tc>
+        <w:tc>
+          <w:tcPr>
+            <w:tcW w:type="dxa" w:w="5800"/>
+          </w:tcPr>
+          <w:p>
+            <w:r>
+              <w:t xml:space="preserve">initiated</w:t>
+            </w:r>
+          </w:p>
+        </w:tc>
+      </w:tr>
+      <w:tr>
+        <w:tc>
+          <w:tcPr>
+            <w:tcW w:type="dxa" w:w="3200"/>
+            <w:shd w:fill="F2F2F2" w:val="clear"/>
+          </w:tcPr>
+          <w:p>
+            <w:r>
+              <w:rPr>
+                <w:b/>
+                <w:bCs/>
+              </w:rPr>
+              <w:t xml:space="preserve">Capability ladder / VAP</w:t>
+            </w:r>
+          </w:p>
+        </w:tc>
+        <w:tc>
+          <w:tcPr>
+            <w:tcW w:type="dxa" w:w="5800"/>
+          </w:tcPr>
+          <w:p>
+            <w:r>
+              <w:t xml:space="preserve">Consumer-plastics injection moulder moving up into IP-led GLP-1 device manufacturing plus early consumer-electronics/semiconductor precision-component work</w:t>
+            </w:r>
+          </w:p>
+        </w:tc>
+      </w:tr>
+    </w:tbl>
+    <w:p>
+      <w:pPr>
+        <w:spacing w:after="120"/>
+      </w:pPr>
+      <w:r>
+        <w:rPr>
+          <w:b/>
+          <w:bCs/>
+          <w:sz w:val="20"/>
+          <w:szCs w:val="20"/>
+        </w:rPr>
+        <w:t xml:space="preserve">Quality metrics (ROCE · debt · FCF · margin · capex):</w:t>
+      </w:r>
+    </w:p>
+    <w:tbl>
+      <w:tblPr>
+        <w:tblW w:type="dxa" w:w="9000"/>
+        <w:tblBorders>
+          <w:top w:val="single" w:color="auto" w:sz="4"/>
+          <w:left w:val="single" w:color="auto" w:sz="4"/>
+          <w:bottom w:val="single" w:color="auto" w:sz="4"/>
+          <w:right w:val="single" w:color="auto" w:sz="4"/>
+          <w:insideH w:val="single" w:color="auto" w:sz="4"/>
+          <w:insideV w:val="single" w:color="auto" w:sz="4"/>
+        </w:tblBorders>
+      </w:tblPr>
+      <w:tblGrid>
+        <w:gridCol w:w="3200"/>
+        <w:gridCol w:w="5800"/>
+      </w:tblGrid>
+      <w:tr>
+        <w:tc>
+          <w:tcPr>
+            <w:tcW w:type="dxa" w:w="3200"/>
+            <w:shd w:fill="F2F2F2" w:val="clear"/>
+          </w:tcPr>
+          <w:p>
+            <w:r>
+              <w:rPr>
+                <w:b/>
+                <w:bCs/>
+              </w:rPr>
+              <w:t xml:space="preserve">Assessment</w:t>
+            </w:r>
+          </w:p>
+        </w:tc>
+        <w:tc>
+          <w:tcPr>
+            <w:tcW w:type="dxa" w:w="5800"/>
+          </w:tcPr>
+          <w:p>
+            <w:r>
               <w:t xml:space="preserve">positive</w:t>
             </w:r>
           </w:p>
@@ -1070,62 +2482,7 @@
         <w:spacing w:after="120" w:before="280"/>
       </w:pPr>
       <w:r>
-        <w:t xml:space="preserve">Technical Read (Weekly / Monthly MACD + Bollinger Bands, or RSI/CCI/Williams %R proxy)</w:t>
-      </w:r>
-    </w:p>
-    <w:p>
-      <w:pPr>
-        <w:spacing w:after="120"/>
-      </w:pPr>
-      <w:r>
-        <w:t xml:space="preserve">Not pulled - the assessment turns on valuation and the oral-pill debate, not on chart position; near 52-week high is already known.</w:t>
-      </w:r>
-    </w:p>
-    <w:p>
-      <w:pPr>
-        <w:pStyle w:val="Heading1"/>
-        <w:spacing w:after="120" w:before="280"/>
-      </w:pPr>
-      <w:r>
-        <w:t xml:space="preserve">ValuePickr Community Signal</w:t>
-      </w:r>
-    </w:p>
-    <w:p>
-      <w:pPr>
-        <w:spacing w:after="120"/>
-      </w:pPr>
-      <w:r>
-        <w:t xml:space="preserve">277-post thread, most recent post 2026-06-29. Community is broadly constructive on the GLP-1 device opportunity but with an active, high-quality bear debate: oral semaglutide/orforglipron cannibalising injectables, India generic GLP-1 offtake being slower than expected (Nithin Kamath / press cited), and promoter stake sale flagged as a worry in the last two posts. Bulls (BuyRightSitTight, nil_71, idikasony, rajvinder.singh - a 7-year holder calling management 'honest and conservative') frame Shaily as a classic picks-and-shovels play where the device is needed regardless of which pharma wins, and note OneSource is fully booked. UBS Buy (Rs 4,000) and Capital Group bulk-buying (Mar-26) are external validation.</w:t>
-      </w:r>
-    </w:p>
-    <w:p>
-      <w:pPr>
-        <w:spacing w:after="120"/>
-      </w:pPr>
-      <w:r>
-        <w:rPr>
-          <w:b/>
-          <w:bCs/>
-          <w:sz w:val="20"/>
-          <w:szCs w:val="20"/>
-        </w:rPr>
-        <w:t xml:space="preserve">High-conviction call from a top contributor: </w:t>
-      </w:r>
-      <w:r>
-        <w:rPr>
-          <w:sz w:val="20"/>
-          <w:szCs w:val="20"/>
-        </w:rPr>
-        <w:t xml:space="preserve">No core-tier (phreakv6) call. Marathondreams (elevated) posted factual competitive-landscape updates (Zydus single-pen device) without a directional call. General tenor from long-term holders is positive-but-watchful. The @unseenvalue Substack writeup that seeded this (trusted-x, 'high' strength) is an analytical piece framed around whether Shaily's edge is 'specific knowledge or a patent', non-negative.</w:t>
-      </w:r>
-    </w:p>
-    <w:p>
-      <w:pPr>
-        <w:pStyle w:val="Heading1"/>
-        <w:spacing w:after="120" w:before="280"/>
-      </w:pPr>
-      <w:r>
-        <w:t xml:space="preserve">Trusted-User Signals (Ongoing)</w:t>
+        <w:t xml:space="preserve">Fundamentals-Gap Checks (shareholding · working capital · sector KPIs · scenario analysis)</w:t>
       </w:r>
     </w:p>
     <w:p>
@@ -1140,12 +2497,12 @@
           <w:sz w:val="18"/>
           <w:szCs w:val="18"/>
         </w:rPr>
-        <w:t xml:space="preserve">Every time a trusted user expresses clear conviction on this stock, most recent first — this section accumulates over time, it isn't a one-time snapshot.</w:t>
-      </w:r>
-    </w:p>
-    <w:p>
-      <w:pPr>
-        <w:spacing w:after="100"/>
+        <w:t xml:space="preserve">Extra fundamentals extracted from the same filings — informational only, not yet consumed by any scoring script.</w:t>
+      </w:r>
+    </w:p>
+    <w:p>
+      <w:pPr>
+        <w:spacing w:after="120"/>
       </w:pPr>
       <w:r>
         <w:rPr>
@@ -1154,8 +2511,599 @@
           <w:sz w:val="20"/>
           <w:szCs w:val="20"/>
         </w:rPr>
-        <w:t xml:space="preserve">2026-09-07 — unseenvalue</w:t>
-      </w:r>
+        <w:t xml:space="preserve">Shareholding pattern:</w:t>
+      </w:r>
+    </w:p>
+    <w:tbl>
+      <w:tblPr>
+        <w:tblW w:type="dxa" w:w="9000"/>
+        <w:tblBorders>
+          <w:top w:val="single" w:color="auto" w:sz="4"/>
+          <w:left w:val="single" w:color="auto" w:sz="4"/>
+          <w:bottom w:val="single" w:color="auto" w:sz="4"/>
+          <w:right w:val="single" w:color="auto" w:sz="4"/>
+          <w:insideH w:val="single" w:color="auto" w:sz="4"/>
+          <w:insideV w:val="single" w:color="auto" w:sz="4"/>
+        </w:tblBorders>
+      </w:tblPr>
+      <w:tblGrid>
+        <w:gridCol w:w="3200"/>
+        <w:gridCol w:w="5800"/>
+      </w:tblGrid>
+      <w:tr>
+        <w:tc>
+          <w:tcPr>
+            <w:tcW w:type="dxa" w:w="3200"/>
+            <w:shd w:fill="F2F2F2" w:val="clear"/>
+          </w:tcPr>
+          <w:p>
+            <w:r>
+              <w:rPr>
+                <w:b/>
+                <w:bCs/>
+              </w:rPr>
+              <w:t xml:space="preserve">Promoter %</w:t>
+            </w:r>
+          </w:p>
+        </w:tc>
+        <w:tc>
+          <w:tcPr>
+            <w:tcW w:type="dxa" w:w="5800"/>
+          </w:tcPr>
+          <w:p>
+            <w:r>
+              <w:t xml:space="preserve">41.1% (falling)</w:t>
+            </w:r>
+          </w:p>
+        </w:tc>
+      </w:tr>
+      <w:tr>
+        <w:tc>
+          <w:tcPr>
+            <w:tcW w:type="dxa" w:w="3200"/>
+            <w:shd w:fill="F2F2F2" w:val="clear"/>
+          </w:tcPr>
+          <w:p>
+            <w:r>
+              <w:rPr>
+                <w:b/>
+                <w:bCs/>
+              </w:rPr>
+              <w:t xml:space="preserve">Pledge %</w:t>
+            </w:r>
+          </w:p>
+        </w:tc>
+        <w:tc>
+          <w:tcPr>
+            <w:tcW w:type="dxa" w:w="5800"/>
+          </w:tcPr>
+          <w:p>
+            <w:r>
+              <w:t xml:space="preserve">0% (stable)</w:t>
+            </w:r>
+          </w:p>
+        </w:tc>
+      </w:tr>
+      <w:tr>
+        <w:tc>
+          <w:tcPr>
+            <w:tcW w:type="dxa" w:w="3200"/>
+            <w:shd w:fill="F2F2F2" w:val="clear"/>
+          </w:tcPr>
+          <w:p>
+            <w:r>
+              <w:rPr>
+                <w:b/>
+                <w:bCs/>
+              </w:rPr>
+              <w:t xml:space="preserve">FII/DII %</w:t>
+            </w:r>
+          </w:p>
+        </w:tc>
+        <w:tc>
+          <w:tcPr>
+            <w:tcW w:type="dxa" w:w="5800"/>
+          </w:tcPr>
+          <w:p>
+            <w:r>
+              <w:t xml:space="preserve">—</w:t>
+            </w:r>
+          </w:p>
+        </w:tc>
+      </w:tr>
+      <w:tr>
+        <w:tc>
+          <w:tcPr>
+            <w:tcW w:type="dxa" w:w="3200"/>
+            <w:shd w:fill="F2F2F2" w:val="clear"/>
+          </w:tcPr>
+          <w:p>
+            <w:r>
+              <w:rPr>
+                <w:b/>
+                <w:bCs/>
+              </w:rPr>
+              <w:t xml:space="preserve">Quarters checked</w:t>
+            </w:r>
+          </w:p>
+        </w:tc>
+        <w:tc>
+          <w:tcPr>
+            <w:tcW w:type="dxa" w:w="5800"/>
+          </w:tcPr>
+          <w:p>
+            <w:r>
+              <w:t xml:space="preserve">Q4FY26, Q1FY27</w:t>
+            </w:r>
+          </w:p>
+        </w:tc>
+      </w:tr>
+    </w:tbl>
+    <w:p>
+      <w:pPr>
+        <w:spacing w:after="120"/>
+      </w:pPr>
+      <w:r>
+        <w:rPr>
+          <w:color w:val="666666"/>
+          <w:sz w:val="18"/>
+          <w:szCs w:val="18"/>
+        </w:rPr>
+        <w:t xml:space="preserve">Promoter holding down 2.31% QoQ to 41.1%, driven by a promoter-group member (Vanita L Nagda) selling her entire 2.27% stake in the open market (2026-06-18). Nil pledge/encumbrance reported throughout - not a leveraged or forced sale, so concurrent_red_flag is false, but the timing (same quarter growth decelerated) is worth flagging.</w:t>
+      </w:r>
+    </w:p>
+    <w:p>
+      <w:pPr>
+        <w:spacing w:after="120"/>
+      </w:pPr>
+      <w:r>
+        <w:rPr>
+          <w:b/>
+          <w:bCs/>
+          <w:sz w:val="20"/>
+          <w:szCs w:val="20"/>
+        </w:rPr>
+        <w:t xml:space="preserve">Working capital:</w:t>
+      </w:r>
+    </w:p>
+    <w:tbl>
+      <w:tblPr>
+        <w:tblW w:type="dxa" w:w="9000"/>
+        <w:tblBorders>
+          <w:top w:val="single" w:color="auto" w:sz="4"/>
+          <w:left w:val="single" w:color="auto" w:sz="4"/>
+          <w:bottom w:val="single" w:color="auto" w:sz="4"/>
+          <w:right w:val="single" w:color="auto" w:sz="4"/>
+          <w:insideH w:val="single" w:color="auto" w:sz="4"/>
+          <w:insideV w:val="single" w:color="auto" w:sz="4"/>
+        </w:tblBorders>
+      </w:tblPr>
+      <w:tblGrid>
+        <w:gridCol w:w="3200"/>
+        <w:gridCol w:w="5800"/>
+      </w:tblGrid>
+      <w:tr>
+        <w:tc>
+          <w:tcPr>
+            <w:tcW w:type="dxa" w:w="3200"/>
+            <w:shd w:fill="F2F2F2" w:val="clear"/>
+          </w:tcPr>
+          <w:p>
+            <w:r>
+              <w:rPr>
+                <w:b/>
+                <w:bCs/>
+              </w:rPr>
+              <w:t xml:space="preserve">Inventory days</w:t>
+            </w:r>
+          </w:p>
+        </w:tc>
+        <w:tc>
+          <w:tcPr>
+            <w:tcW w:type="dxa" w:w="5800"/>
+          </w:tcPr>
+          <w:p>
+            <w:r>
+              <w:t xml:space="preserve">—</w:t>
+            </w:r>
+          </w:p>
+        </w:tc>
+      </w:tr>
+      <w:tr>
+        <w:tc>
+          <w:tcPr>
+            <w:tcW w:type="dxa" w:w="3200"/>
+            <w:shd w:fill="F2F2F2" w:val="clear"/>
+          </w:tcPr>
+          <w:p>
+            <w:r>
+              <w:rPr>
+                <w:b/>
+                <w:bCs/>
+              </w:rPr>
+              <w:t xml:space="preserve">Receivable days</w:t>
+            </w:r>
+          </w:p>
+        </w:tc>
+        <w:tc>
+          <w:tcPr>
+            <w:tcW w:type="dxa" w:w="5800"/>
+          </w:tcPr>
+          <w:p>
+            <w:r>
+              <w:t xml:space="preserve">—</w:t>
+            </w:r>
+          </w:p>
+        </w:tc>
+      </w:tr>
+      <w:tr>
+        <w:tc>
+          <w:tcPr>
+            <w:tcW w:type="dxa" w:w="3200"/>
+            <w:shd w:fill="F2F2F2" w:val="clear"/>
+          </w:tcPr>
+          <w:p>
+            <w:r>
+              <w:rPr>
+                <w:b/>
+                <w:bCs/>
+              </w:rPr>
+              <w:t xml:space="preserve">Payable days</w:t>
+            </w:r>
+          </w:p>
+        </w:tc>
+        <w:tc>
+          <w:tcPr>
+            <w:tcW w:type="dxa" w:w="5800"/>
+          </w:tcPr>
+          <w:p>
+            <w:r>
+              <w:t xml:space="preserve">—</w:t>
+            </w:r>
+          </w:p>
+        </w:tc>
+      </w:tr>
+      <w:tr>
+        <w:tc>
+          <w:tcPr>
+            <w:tcW w:type="dxa" w:w="3200"/>
+            <w:shd w:fill="F2F2F2" w:val="clear"/>
+          </w:tcPr>
+          <w:p>
+            <w:r>
+              <w:rPr>
+                <w:b/>
+                <w:bCs/>
+              </w:rPr>
+              <w:t xml:space="preserve">Cash conversion cycle</w:t>
+            </w:r>
+          </w:p>
+        </w:tc>
+        <w:tc>
+          <w:tcPr>
+            <w:tcW w:type="dxa" w:w="5800"/>
+          </w:tcPr>
+          <w:p>
+            <w:r>
+              <w:t xml:space="preserve">—</w:t>
+            </w:r>
+          </w:p>
+        </w:tc>
+      </w:tr>
+      <w:tr>
+        <w:tc>
+          <w:tcPr>
+            <w:tcW w:type="dxa" w:w="3200"/>
+            <w:shd w:fill="F2F2F2" w:val="clear"/>
+          </w:tcPr>
+          <w:p>
+            <w:r>
+              <w:rPr>
+                <w:b/>
+                <w:bCs/>
+              </w:rPr>
+              <w:t xml:space="preserve">3y trend</w:t>
+            </w:r>
+          </w:p>
+        </w:tc>
+        <w:tc>
+          <w:tcPr>
+            <w:tcW w:type="dxa" w:w="5800"/>
+          </w:tcPr>
+          <w:p>
+            <w:r>
+              <w:t xml:space="preserve">unclear</w:t>
+            </w:r>
+          </w:p>
+        </w:tc>
+      </w:tr>
+      <w:tr>
+        <w:tc>
+          <w:tcPr>
+            <w:tcW w:type="dxa" w:w="3200"/>
+            <w:shd w:fill="F2F2F2" w:val="clear"/>
+          </w:tcPr>
+          <w:p>
+            <w:r>
+              <w:rPr>
+                <w:b/>
+                <w:bCs/>
+              </w:rPr>
+              <w:t xml:space="preserve">Vs sector</w:t>
+            </w:r>
+          </w:p>
+        </w:tc>
+        <w:tc>
+          <w:tcPr>
+            <w:tcW w:type="dxa" w:w="5800"/>
+          </w:tcPr>
+          <w:p>
+            <w:r>
+              <w:t xml:space="preserve">unclear</w:t>
+            </w:r>
+          </w:p>
+        </w:tc>
+      </w:tr>
+    </w:tbl>
+    <w:p>
+      <w:pPr>
+        <w:spacing w:after="120"/>
+      </w:pPr>
+      <w:r>
+        <w:rPr>
+          <w:color w:val="666666"/>
+          <w:sz w:val="18"/>
+          <w:szCs w:val="18"/>
+        </w:rPr>
+        <w:t xml:space="preserve">Day-count figures not cleanly sourced this pass. Management itself flags rising working-capital intensity ahead as the Healthcare-segment capex and Abu Dhabi facility scale - a genuine open item to revisit, not assessed as improving or elongating yet.</w:t>
+      </w:r>
+    </w:p>
+    <w:p>
+      <w:pPr>
+        <w:spacing w:after="120"/>
+      </w:pPr>
+      <w:r>
+        <w:rPr>
+          <w:b/>
+          <w:bCs/>
+          <w:sz w:val="20"/>
+          <w:szCs w:val="20"/>
+        </w:rPr>
+        <w:t xml:space="preserve">Sector KPIs:</w:t>
+      </w:r>
+    </w:p>
+    <w:p>
+      <w:pPr>
+        <w:pStyle w:val="ListParagraph"/>
+        <w:numPr>
+          <w:ilvl w:val="0"/>
+          <w:numId w:val="1"/>
+        </w:numPr>
+        <w:spacing w:after="60"/>
+      </w:pPr>
+      <w:r>
+        <w:t xml:space="preserve">Pen-injector volume (annual): FY guidance 36M units, management expects to exceed it; capacity ~70-75M effective by FY27, +25M more by Sep-2027 (improving) — volume, not just signed partnerships, is the metric that matters</w:t>
+      </w:r>
+    </w:p>
+    <w:p>
+      <w:pPr>
+        <w:pStyle w:val="ListParagraph"/>
+        <w:numPr>
+          <w:ilvl w:val="0"/>
+          <w:numId w:val="1"/>
+        </w:numPr>
+        <w:spacing w:after="60"/>
+      </w:pPr>
+      <w:r>
+        <w:t xml:space="preserve">Healthcare segment revenue mix: 51% of Q1FY27 sales (was the growth engine, now the majority) (improving) — Healthcare +85% YoY vs Consumer -24% YoY in Q1FY27</w:t>
+      </w:r>
+    </w:p>
+    <w:p>
+      <w:pPr>
+        <w:pStyle w:val="ListParagraph"/>
+        <w:numPr>
+          <w:ilvl w:val="0"/>
+          <w:numId w:val="1"/>
+        </w:numPr>
+        <w:spacing w:after="60"/>
+      </w:pPr>
+      <w:r>
+        <w:t xml:space="preserve">GLP-1 partner count: 23-24 global pharma partners lined up for the 2026+ patent-cliff markets (India/Canada/Brazil) — signed relationships, not yet all converted to volume</w:t>
+      </w:r>
+    </w:p>
+    <w:p>
+      <w:pPr>
+        <w:spacing w:after="120"/>
+      </w:pPr>
+      <w:r>
+        <w:rPr>
+          <w:b/>
+          <w:bCs/>
+          <w:sz w:val="20"/>
+          <w:szCs w:val="20"/>
+        </w:rPr>
+        <w:t xml:space="preserve">Scenario analysis (closest to: bull):</w:t>
+      </w:r>
+    </w:p>
+    <w:tbl>
+      <w:tblPr>
+        <w:tblW w:type="dxa" w:w="9000"/>
+        <w:tblBorders>
+          <w:top w:val="single" w:color="auto" w:sz="4"/>
+          <w:left w:val="single" w:color="auto" w:sz="4"/>
+          <w:bottom w:val="single" w:color="auto" w:sz="4"/>
+          <w:right w:val="single" w:color="auto" w:sz="4"/>
+          <w:insideH w:val="single" w:color="auto" w:sz="4"/>
+          <w:insideV w:val="single" w:color="auto" w:sz="4"/>
+        </w:tblBorders>
+      </w:tblPr>
+      <w:tblGrid>
+        <w:gridCol w:w="3200"/>
+        <w:gridCol w:w="5800"/>
+      </w:tblGrid>
+      <w:tr>
+        <w:tc>
+          <w:tcPr>
+            <w:tcW w:type="dxa" w:w="3200"/>
+            <w:shd w:fill="F2F2F2" w:val="clear"/>
+          </w:tcPr>
+          <w:p>
+            <w:r>
+              <w:rPr>
+                <w:b/>
+                <w:bCs/>
+              </w:rPr>
+              <w:t xml:space="preserve">Bull</w:t>
+            </w:r>
+          </w:p>
+        </w:tc>
+        <w:tc>
+          <w:tcPr>
+            <w:tcW w:type="dxa" w:w="5800"/>
+          </w:tcPr>
+          <w:p>
+            <w:r>
+              <w:t xml:space="preserve">rev CAGR 30%, FY28 margin 30%, FY28 EPS —, exit 55x, implied price — (+30% vs CMP)</w:t>
+            </w:r>
+          </w:p>
+        </w:tc>
+      </w:tr>
+      <w:tr>
+        <w:tc>
+          <w:tcPr>
+            <w:tcW w:type="dxa" w:w="3200"/>
+            <w:shd w:fill="F2F2F2" w:val="clear"/>
+          </w:tcPr>
+          <w:p>
+            <w:r>
+              <w:rPr>
+                <w:b/>
+                <w:bCs/>
+              </w:rPr>
+              <w:t xml:space="preserve">Base</w:t>
+            </w:r>
+          </w:p>
+        </w:tc>
+        <w:tc>
+          <w:tcPr>
+            <w:tcW w:type="dxa" w:w="5800"/>
+          </w:tcPr>
+          <w:p>
+            <w:r>
+              <w:t xml:space="preserve">rev CAGR 20%, FY28 margin 28.5%, FY28 EPS —, exit 40x, implied price — (-25% vs CMP)</w:t>
+            </w:r>
+          </w:p>
+        </w:tc>
+      </w:tr>
+      <w:tr>
+        <w:tc>
+          <w:tcPr>
+            <w:tcW w:type="dxa" w:w="3200"/>
+            <w:shd w:fill="F2F2F2" w:val="clear"/>
+          </w:tcPr>
+          <w:p>
+            <w:r>
+              <w:rPr>
+                <w:b/>
+                <w:bCs/>
+              </w:rPr>
+              <w:t xml:space="preserve">Bear</w:t>
+            </w:r>
+          </w:p>
+        </w:tc>
+        <w:tc>
+          <w:tcPr>
+            <w:tcW w:type="dxa" w:w="5800"/>
+          </w:tcPr>
+          <w:p>
+            <w:r>
+              <w:t xml:space="preserve">rev CAGR 12%, FY28 margin 26%, FY28 EPS —, exit 25x, implied price — (-65% vs CMP)</w:t>
+            </w:r>
+          </w:p>
+        </w:tc>
+      </w:tr>
+    </w:tbl>
+    <w:p>
+      <w:pPr>
+        <w:spacing w:after="120"/>
+      </w:pPr>
+      <w:r>
+        <w:rPr>
+          <w:color w:val="666666"/>
+          <w:sz w:val="18"/>
+          <w:szCs w:val="18"/>
+        </w:rPr>
+        <w:t xml:space="preserve">EPS/implied-price legs left null (per-share figures not sourced this pass). closest_to 'bull' reflects that the CURRENT ~85x price already needs a bull-case growth/multiple combination to be fair - consistent with gap_direction 'over-optimistic': the price is closest to the bull scenario, meaning base/bear scenarios both imply meaningful downside from CMP.</w:t>
+      </w:r>
+    </w:p>
+    <w:p>
+      <w:pPr>
+        <w:pStyle w:val="Heading1"/>
+        <w:spacing w:after="120" w:before="280"/>
+      </w:pPr>
+      <w:r>
+        <w:t xml:space="preserve">Technical Read (Weekly / Monthly MACD + Bollinger Bands, or RSI/CCI/Williams %R proxy)</w:t>
+      </w:r>
+    </w:p>
+    <w:p>
+      <w:pPr>
+        <w:spacing w:after="120"/>
+      </w:pPr>
+      <w:r>
+        <w:t xml:space="preserve">Not pulled - the assessment turns on valuation and the oral-pill debate, not on chart position; near 52-week high is already known.</w:t>
+      </w:r>
+    </w:p>
+    <w:p>
+      <w:pPr>
+        <w:pStyle w:val="Heading1"/>
+        <w:spacing w:after="120" w:before="280"/>
+      </w:pPr>
+      <w:r>
+        <w:t xml:space="preserve">ValuePickr Community Signal</w:t>
+      </w:r>
+    </w:p>
+    <w:p>
+      <w:pPr>
+        <w:spacing w:after="120"/>
+      </w:pPr>
+      <w:r>
+        <w:t xml:space="preserve">277-post thread, most recent post 2026-06-29. Community is broadly constructive on the GLP-1 device opportunity but with an active, high-quality bear debate: oral semaglutide/orforglipron cannibalising injectables, India generic GLP-1 offtake being slower than expected (Nithin Kamath / press cited), and promoter stake sale flagged as a worry in the last two posts. Bulls (BuyRightSitTight, nil_71, idikasony, rajvinder.singh - a 7-year holder calling management 'honest and conservative') frame Shaily as a classic picks-and-shovels play where the device is needed regardless of which pharma wins, and note OneSource is fully booked. UBS Buy (Rs 4,000) and Capital Group bulk-buying (Mar-26) are external validation.</w:t>
+      </w:r>
+    </w:p>
+    <w:p>
+      <w:pPr>
+        <w:spacing w:after="120"/>
+      </w:pPr>
+      <w:r>
+        <w:rPr>
+          <w:b/>
+          <w:bCs/>
+          <w:sz w:val="20"/>
+          <w:szCs w:val="20"/>
+        </w:rPr>
+        <w:t xml:space="preserve">High-conviction call from a top contributor: </w:t>
+      </w:r>
+      <w:r>
+        <w:rPr>
+          <w:sz w:val="20"/>
+          <w:szCs w:val="20"/>
+        </w:rPr>
+        <w:t xml:space="preserve">No core-tier (phreakv6) call. Marathondreams (elevated) posted factual competitive-landscape updates (Zydus single-pen device) without a directional call. General tenor from long-term holders is positive-but-watchful. The @unseenvalue Substack writeup that seeded this (trusted-x, 'high' strength) is an analytical piece framed around whether Shaily's edge is 'specific knowledge or a patent', non-negative.</w:t>
+      </w:r>
+    </w:p>
+    <w:p>
+      <w:pPr>
+        <w:pStyle w:val="Heading1"/>
+        <w:spacing w:after="120" w:before="280"/>
+      </w:pPr>
+      <w:r>
+        <w:t xml:space="preserve">Trusted-User Signals (Ongoing)</w:t>
+      </w:r>
+    </w:p>
+    <w:p>
+      <w:pPr>
+        <w:spacing w:after="120"/>
+      </w:pPr>
       <w:r>
         <w:rPr>
           <w:i/>
@@ -1164,6 +3112,30 @@
           <w:sz w:val="18"/>
           <w:szCs w:val="18"/>
         </w:rPr>
+        <w:t xml:space="preserve">Every time a trusted user expresses clear conviction on this stock, most recent first — this section accumulates over time, it isn't a one-time snapshot.</w:t>
+      </w:r>
+    </w:p>
+    <w:p>
+      <w:pPr>
+        <w:spacing w:after="100"/>
+      </w:pPr>
+      <w:r>
+        <w:rPr>
+          <w:b/>
+          <w:bCs/>
+          <w:sz w:val="20"/>
+          <w:szCs w:val="20"/>
+        </w:rPr>
+        <w:t xml:space="preserve">2026-09-07 — unseenvalue</w:t>
+      </w:r>
+      <w:r>
+        <w:rPr>
+          <w:i/>
+          <w:iCs/>
+          <w:color w:val="666666"/>
+          <w:sz w:val="18"/>
+          <w:szCs w:val="18"/>
+        </w:rPr>
         <w:t xml:space="preserve"> (external (@unseenvalue Substack))</w:t>
       </w:r>
       <w:r>
@@ -1211,59 +3183,59 @@
         <w:spacing w:after="60"/>
       </w:pPr>
       <w:r>
-        <w:t xml:space="preserve">Picks-and-shovels exposure to the GLP-1 super-cycle - 23-24 pharma device partnerships, capacity 80M -&gt; 150M pens plus a 75M-pen Abu Dhabi plant</w:t>
-      </w:r>
-    </w:p>
-    <w:p>
-      <w:pPr>
-        <w:pStyle w:val="ListParagraph"/>
-        <w:numPr>
-          <w:ilvl w:val="0"/>
-          <w:numId w:val="1"/>
-        </w:numPr>
-        <w:spacing w:after="60"/>
-      </w:pPr>
-      <w:r>
-        <w:t xml:space="preserve">Exceptional and improving returns - trailing ROCE ~29%, spot 42%; EBITDA margin +1,000bps YoY on mix and operating leverage</w:t>
-      </w:r>
-    </w:p>
-    <w:p>
-      <w:pPr>
-        <w:pStyle w:val="ListParagraph"/>
-        <w:numPr>
-          <w:ilvl w:val="0"/>
-          <w:numId w:val="1"/>
-        </w:numPr>
-        <w:spacing w:after="60"/>
-      </w:pPr>
-      <w:r>
-        <w:t xml:space="preserve">Consistent 27-34% revenue growth with Healthcare compounding ~96% (UBS estimate FY25-28)</w:t>
-      </w:r>
-    </w:p>
-    <w:p>
-      <w:pPr>
-        <w:pStyle w:val="ListParagraph"/>
-        <w:numPr>
-          <w:ilvl w:val="0"/>
-          <w:numId w:val="1"/>
-        </w:numPr>
-        <w:spacing w:after="60"/>
-      </w:pPr>
-      <w:r>
-        <w:t xml:space="preserve">Long-tenured, conservative, well-regarded management; institutional validation (UBS Buy Rs 4,000, Capital Group buying)</w:t>
-      </w:r>
-    </w:p>
-    <w:p>
-      <w:pPr>
-        <w:pStyle w:val="ListParagraph"/>
-        <w:numPr>
-          <w:ilvl w:val="0"/>
-          <w:numId w:val="1"/>
-        </w:numPr>
-        <w:spacing w:after="60"/>
-      </w:pPr>
-      <w:r>
-        <w:t xml:space="preserve">Optionality in consumer electronics / semiconductor precision components where few Indian players can compete</w:t>
+        <w:t xml:space="preserve">Picks-and-shovels exposure to the GLP-1 super-cycle - 23-24 pharma device partnerships, capacity scaling toward 70-75M+ pens plus a 75M-pen Abu Dhabi plant</w:t>
+      </w:r>
+    </w:p>
+    <w:p>
+      <w:pPr>
+        <w:pStyle w:val="ListParagraph"/>
+        <w:numPr>
+          <w:ilvl w:val="0"/>
+          <w:numId w:val="1"/>
+        </w:numPr>
+        <w:spacing w:after="60"/>
+      </w:pPr>
+      <w:r>
+        <w:t xml:space="preserve">Exceptional trailing returns - ROCE ~29%, EBITDA margin still 29.7% in Q1FY27 despite cost pressure</w:t>
+      </w:r>
+    </w:p>
+    <w:p>
+      <w:pPr>
+        <w:pStyle w:val="ListParagraph"/>
+        <w:numPr>
+          <w:ilvl w:val="0"/>
+          <w:numId w:val="1"/>
+        </w:numPr>
+        <w:spacing w:after="60"/>
+      </w:pPr>
+      <w:r>
+        <w:t xml:space="preserve">Healthcare segment +85% YoY and now the majority (51%) of sales even as Consumer weakens</w:t>
+      </w:r>
+    </w:p>
+    <w:p>
+      <w:pPr>
+        <w:pStyle w:val="ListParagraph"/>
+        <w:numPr>
+          <w:ilvl w:val="0"/>
+          <w:numId w:val="1"/>
+        </w:numPr>
+        <w:spacing w:after="60"/>
+      </w:pPr>
+      <w:r>
+        <w:t xml:space="preserve">Long-tenured, conservative management; institutional validation (UBS Buy Rs4,000 TP, Capital Group buying); first dividend initiated May-2026</w:t>
+      </w:r>
+    </w:p>
+    <w:p>
+      <w:pPr>
+        <w:pStyle w:val="ListParagraph"/>
+        <w:numPr>
+          <w:ilvl w:val="0"/>
+          <w:numId w:val="1"/>
+        </w:numPr>
+        <w:spacing w:after="60"/>
+      </w:pPr>
+      <w:r>
+        <w:t xml:space="preserve">Management attributes the Q1FY27 slowdown to a cost/timing issue (commodity + freight + pricing pass-through), guided to normalise by Q3FY27 - if correct, growth resumes</w:t>
       </w:r>
     </w:p>
     <w:p>
@@ -1285,72 +3257,72 @@
         <w:spacing w:after="60"/>
       </w:pPr>
       <w:r>
-        <w:t xml:space="preserve">Oral GLP-1 (Wegovy pill live in US, orforglipron pending) could cap or shrink the injectable-pen TAM the entire re-rating is built on</w:t>
-      </w:r>
-    </w:p>
-    <w:p>
-      <w:pPr>
-        <w:pStyle w:val="ListParagraph"/>
-        <w:numPr>
-          <w:ilvl w:val="0"/>
-          <w:numId w:val="1"/>
-        </w:numPr>
-        <w:spacing w:after="60"/>
-      </w:pPr>
-      <w:r>
-        <w:t xml:space="preserve">Valuation is rich - near 52-week high, well above the screen's comfort zone; little cushion if the ramp disappoints</w:t>
-      </w:r>
-    </w:p>
-    <w:p>
-      <w:pPr>
-        <w:pStyle w:val="ListParagraph"/>
-        <w:numPr>
-          <w:ilvl w:val="0"/>
-          <w:numId w:val="1"/>
-        </w:numPr>
-        <w:spacing w:after="60"/>
-      </w:pPr>
-      <w:r>
-        <w:t xml:space="preserve">Q3FY26 was the first QoQ revenue + margin dip after years of sequential growth - bears asking if the story is trimming</w:t>
-      </w:r>
-    </w:p>
-    <w:p>
-      <w:pPr>
-        <w:pStyle w:val="ListParagraph"/>
-        <w:numPr>
-          <w:ilvl w:val="0"/>
-          <w:numId w:val="1"/>
-        </w:numPr>
-        <w:spacing w:after="60"/>
-      </w:pPr>
-      <w:r>
-        <w:t xml:space="preserve">India generic GLP-1 offtake running below expectations; Shaily's growth leans on export partners executing on schedule (DRL approval delays already caused a double-digit single-day drop)</w:t>
-      </w:r>
-    </w:p>
-    <w:p>
-      <w:pPr>
-        <w:pStyle w:val="ListParagraph"/>
-        <w:numPr>
-          <w:ilvl w:val="0"/>
-          <w:numId w:val="1"/>
-        </w:numPr>
-        <w:spacing w:after="60"/>
-      </w:pPr>
-      <w:r>
-        <w:t xml:space="preserve">Promoter selling into strength; Consumer segment (still the majority of revenue) barely growing</w:t>
-      </w:r>
-    </w:p>
-    <w:p>
-      <w:pPr>
-        <w:pStyle w:val="ListParagraph"/>
-        <w:numPr>
-          <w:ilvl w:val="0"/>
-          <w:numId w:val="1"/>
-        </w:numPr>
-        <w:spacing w:after="60"/>
-      </w:pPr>
-      <w:r>
-        <w:t xml:space="preserve">At ~Rs 14,000 Cr market cap the 10x-in-2-3-years / 100x-in-10-years math does not work without further heroic multiple expansion from already-rich levels</w:t>
+        <w:t xml:space="preserve">Q1FY27 revenue growth decelerated sharply to +14% YoY from 27-34% in the prior three quarters - the multiple (~85x, a 458% premium to peers) is priced for the old regime</w:t>
+      </w:r>
+    </w:p>
+    <w:p>
+      <w:pPr>
+        <w:pStyle w:val="ListParagraph"/>
+        <w:numPr>
+          <w:ilvl w:val="0"/>
+          <w:numId w:val="1"/>
+        </w:numPr>
+        <w:spacing w:after="60"/>
+      </w:pPr>
+      <w:r>
+        <w:t xml:space="preserve">Consumer segment (still ~49% of sales) declined 24% YoY on weak European/US demand - a confirmed drag, not just a slower grower</w:t>
+      </w:r>
+    </w:p>
+    <w:p>
+      <w:pPr>
+        <w:pStyle w:val="ListParagraph"/>
+        <w:numPr>
+          <w:ilvl w:val="0"/>
+          <w:numId w:val="1"/>
+        </w:numPr>
+        <w:spacing w:after="60"/>
+      </w:pPr>
+      <w:r>
+        <w:t xml:space="preserve">Oral GLP-1 (Wegovy pill live in US, orforglipron pending) remains a live cannibalisation risk to the entire injectable-pen re-rating thesis</w:t>
+      </w:r>
+    </w:p>
+    <w:p>
+      <w:pPr>
+        <w:pStyle w:val="ListParagraph"/>
+        <w:numPr>
+          <w:ilvl w:val="0"/>
+          <w:numId w:val="1"/>
+        </w:numPr>
+        <w:spacing w:after="60"/>
+      </w:pPr>
+      <w:r>
+        <w:t xml:space="preserve">Promoter-group member sold her entire 2.27% stake the same quarter growth decelerated (nil pledge, but the timing warrants monitoring); promoter holding down 2.31% QoQ to 41.1%</w:t>
+      </w:r>
+    </w:p>
+    <w:p>
+      <w:pPr>
+        <w:pStyle w:val="ListParagraph"/>
+        <w:numPr>
+          <w:ilvl w:val="0"/>
+          <w:numId w:val="1"/>
+        </w:numPr>
+        <w:spacing w:after="60"/>
+      </w:pPr>
+      <w:r>
+        <w:t xml:space="preserve">Valuation offers little cushion - at ~85x trailing, any further deceleration or a slower-than-guided margin normalisation compounds quickly</w:t>
+      </w:r>
+    </w:p>
+    <w:p>
+      <w:pPr>
+        <w:pStyle w:val="ListParagraph"/>
+        <w:numPr>
+          <w:ilvl w:val="0"/>
+          <w:numId w:val="1"/>
+        </w:numPr>
+        <w:spacing w:after="60"/>
+      </w:pPr>
+      <w:r>
+        <w:t xml:space="preserve">At ~Rs15,000cr market cap the 10x-in-2-3-years / 100x-in-10-years math still does not work</w:t>
       </w:r>
     </w:p>
     <w:p>
@@ -1371,7 +3343,7 @@
           <w:b/>
           <w:bCs/>
         </w:rPr>
-        <w:t xml:space="preserve">Mid-cap (~Rs 14,000 Cr)</w:t>
+        <w:t xml:space="preserve">Mid-cap (~Rs 15,000 Cr)</w:t>
       </w:r>
     </w:p>
     <w:p>
@@ -1445,46 +3417,72 @@
           <w:sz w:val="24"/>
           <w:szCs w:val="24"/>
         </w:rPr>
-        <w:t xml:space="preserve">A genuinely excellent business and a clean trusted-X lead, but a ~Rs 14,000 Cr mid-cap already trading rich, with a real oral-pill overhang and promoter selling - four-box score permits a return label, but the size and valuation math do not. thesis_fit 'neither', conviction Medium; better suited to a quality-compounder bucket than the max-returns screen.</w:t>
-      </w:r>
-    </w:p>
-    <w:p>
-      <w:pPr>
-        <w:pStyle w:val="ListParagraph"/>
-        <w:numPr>
-          <w:ilvl w:val="0"/>
-          <w:numId w:val="1"/>
-        </w:numPr>
-        <w:spacing w:after="60"/>
-      </w:pPr>
-      <w:r>
-        <w:t xml:space="preserve">four_box: tailwind yes (GLP-1 device demand + 2026+ patent cliff is a strong multi-year pull), tam yes (global injector market, 23-24 partners, 150M+ pen capacity, innovator tie-up and semiconductor optionality; mid-cap with room), moat yes (high-precision moulding capability few domestic players have, IP-led pens, regulated-market qualification barriers - though device supply is partly commoditisable), valuation weak (rich, near 52-week high, P/E well above screen comfort even on forward Healthcare growth) -&gt; score 3.5</w:t>
-      </w:r>
-    </w:p>
-    <w:p>
-      <w:pPr>
-        <w:pStyle w:val="ListParagraph"/>
-        <w:numPr>
-          <w:ilvl w:val="0"/>
-          <w:numId w:val="1"/>
-        </w:numPr>
-        <w:spacing w:after="60"/>
-      </w:pPr>
-      <w:r>
-        <w:t xml:space="preserve">Score 3.5 permits a 10x/100x label, but it is not mandatory - exercising judgment: at ~Rs 14,000 Cr a 10x in 2-3 years needs ~Rs 1.4 lakh Cr, and 100x in 10 years is not credible for a device contract-manufacturer; combined with the oral-pill cannibalisation risk and promoter selling, the honest call is 'neither' for this screen while acknowledging Shaily is a high-quality compounder worth tracking</w:t>
-      </w:r>
-    </w:p>
-    <w:p>
-      <w:pPr>
-        <w:pStyle w:val="ListParagraph"/>
-        <w:numPr>
-          <w:ilvl w:val="0"/>
-          <w:numId w:val="1"/>
-        </w:numPr>
-        <w:spacing w:after="60"/>
-      </w:pPr>
-      <w:r>
-        <w:t xml:space="preserve">Live-theme match: 'GLP-1 / peptide supply chain' (priority 2) via pen device / injector keywords - the screen note flags studying the supply side, which is exactly where Shaily sits; value_chain block written</w:t>
+        <w:t xml:space="preserve">Primary filings confirm a genuinely excellent multi-year return profile, but a fresh, material Q1FY27 growth deceleration (+14% vs 27-34% prior) plus a confirmed Consumer-segment decline land on top of an already-rich ~85x multiple - thesis_fit stays 'neither', conviction moves Medium -&gt; Low-Medium.</w:t>
+      </w:r>
+    </w:p>
+    <w:p>
+      <w:pPr>
+        <w:pStyle w:val="ListParagraph"/>
+        <w:numPr>
+          <w:ilvl w:val="0"/>
+          <w:numId w:val="1"/>
+        </w:numPr>
+        <w:spacing w:after="60"/>
+      </w:pPr>
+      <w:r>
+        <w:t xml:space="preserve">four_box unchanged (tailwind yes, tam yes, moat yes, valuation weak -&gt; score 3.5, analyst_override retained): the mechanical score still permits a return label but size/valuation judgment keeps thesis_fit 'neither'</w:t>
+      </w:r>
+    </w:p>
+    <w:p>
+      <w:pPr>
+        <w:pStyle w:val="ListParagraph"/>
+        <w:numPr>
+          <w:ilvl w:val="0"/>
+          <w:numId w:val="1"/>
+        </w:numPr>
+        <w:spacing w:after="60"/>
+      </w:pPr>
+      <w:r>
+        <w:t xml:space="preserve">New this pass: Q1FY27 revenue growth decelerated to +14% YoY (from 27-34% in the prior three quarters), with the Consumer segment declining 24% YoY - this is a material, primary-filings-confirmed negative the earlier write-up did not have</w:t>
+      </w:r>
+    </w:p>
+    <w:p>
+      <w:pPr>
+        <w:pStyle w:val="ListParagraph"/>
+        <w:numPr>
+          <w:ilvl w:val="0"/>
+          <w:numId w:val="1"/>
+        </w:numPr>
+        <w:spacing w:after="60"/>
+      </w:pPr>
+      <w:r>
+        <w:t xml:space="preserve">market_expectation.gap_direction downgraded 'partially-priced' -&gt; 'over-optimistic': the ~85x multiple (458% peer premium) is priced for the old growth regime, and growth_trajectory.yoy_trend is now 'decelerating' - per the expectation-gap haircut convention this combination (decelerating + priced-in/partially-priced-adjacent) is exactly the growth-trap setup</w:t>
+      </w:r>
+    </w:p>
+    <w:p>
+      <w:pPr>
+        <w:pStyle w:val="ListParagraph"/>
+        <w:numPr>
+          <w:ilvl w:val="0"/>
+          <w:numId w:val="1"/>
+        </w:numPr>
+        <w:spacing w:after="60"/>
+      </w:pPr>
+      <w:r>
+        <w:t xml:space="preserve">A promoter-group member's full stake exit (2.27%) landed the same quarter as the deceleration - nil pledge rules out a forced/leveraged sale, but the coincidence is flagged rather than ignored</w:t>
+      </w:r>
+    </w:p>
+    <w:p>
+      <w:pPr>
+        <w:pStyle w:val="ListParagraph"/>
+        <w:numPr>
+          <w:ilvl w:val="0"/>
+          <w:numId w:val="1"/>
+        </w:numPr>
+        <w:spacing w:after="60"/>
+      </w:pPr>
+      <w:r>
+        <w:t xml:space="preserve">Conviction Medium -&gt; Low-Medium: the underlying business quality (ROCE, Healthcare mix, balance sheet, first dividend) remains genuinely strong, so this stops short of a deeper cut, but the fresh negative evidence outweighs any positive update this pass</w:t>
       </w:r>
     </w:p>
     <w:p>
@@ -1510,7 +3508,7 @@
         <w:spacing w:after="60"/>
       </w:pPr>
       <w:r>
-        <w:t xml:space="preserve">Re-check trigger: Q4FY26/Q1FY27 Healthcare revenue run-rate and pen volumes vs the 30-35M FY26 guidance; evidence on whether oral GLP-1 is denting injectable-pen order books; further promoter selling</w:t>
+        <w:t xml:space="preserve">Re-check trigger unchanged in spirit but sharpened: Q2/Q3 FY27 print specifically testing whether the +14% Q1 print was a one-off (management's claim) or a genuine reset, plus whether gross margin actually normalises by Q3FY27 as guided</w:t>
       </w:r>
     </w:p>
     <w:p>
